--- a/OUTPUTS.AI.docx
+++ b/OUTPUTS.AI.docx
@@ -733,6 +733,413 @@
           <w:noProof/>
         </w:rPr>
       </w:pPr>
+      <w:r>
+        <w:rPr>
+          <w:noProof/>
+        </w:rPr>
+        <w:t>11)</w:t>
+      </w:r>
+    </w:p>
+    <w:p>
+      <w:pPr>
+        <w:rPr>
+          <w:noProof/>
+        </w:rPr>
+      </w:pPr>
+    </w:p>
+    <w:p>
+      <w:pPr>
+        <w:rPr>
+          <w:noProof/>
+        </w:rPr>
+      </w:pPr>
+      <w:r>
+        <w:rPr>
+          <w:noProof/>
+        </w:rPr>
+        <w:drawing>
+          <wp:inline distT="0" distB="0" distL="0" distR="0" wp14:anchorId="51F7D989" wp14:editId="5EE7C703">
+            <wp:extent cx="5731510" cy="2451735"/>
+            <wp:effectExtent l="0" t="0" r="2540" b="5715"/>
+            <wp:docPr id="297890798" name="Picture 1"/>
+            <wp:cNvGraphicFramePr>
+              <a:graphicFrameLocks xmlns:a="http://schemas.openxmlformats.org/drawingml/2006/main" noChangeAspect="1"/>
+            </wp:cNvGraphicFramePr>
+            <a:graphic xmlns:a="http://schemas.openxmlformats.org/drawingml/2006/main">
+              <a:graphicData uri="http://schemas.openxmlformats.org/drawingml/2006/picture">
+                <pic:pic xmlns:pic="http://schemas.openxmlformats.org/drawingml/2006/picture">
+                  <pic:nvPicPr>
+                    <pic:cNvPr id="0" name="Picture 1"/>
+                    <pic:cNvPicPr>
+                      <a:picLocks noChangeAspect="1" noChangeArrowheads="1"/>
+                    </pic:cNvPicPr>
+                  </pic:nvPicPr>
+                  <pic:blipFill>
+                    <a:blip r:embed="rId14">
+                      <a:extLst>
+                        <a:ext uri="{28A0092B-C50C-407E-A947-70E740481C1C}">
+                          <a14:useLocalDpi xmlns:a14="http://schemas.microsoft.com/office/drawing/2010/main" val="0"/>
+                        </a:ext>
+                      </a:extLst>
+                    </a:blip>
+                    <a:srcRect/>
+                    <a:stretch>
+                      <a:fillRect/>
+                    </a:stretch>
+                  </pic:blipFill>
+                  <pic:spPr bwMode="auto">
+                    <a:xfrm>
+                      <a:off x="0" y="0"/>
+                      <a:ext cx="5731510" cy="2451735"/>
+                    </a:xfrm>
+                    <a:prstGeom prst="rect">
+                      <a:avLst/>
+                    </a:prstGeom>
+                    <a:noFill/>
+                    <a:ln>
+                      <a:noFill/>
+                    </a:ln>
+                  </pic:spPr>
+                </pic:pic>
+              </a:graphicData>
+            </a:graphic>
+          </wp:inline>
+        </w:drawing>
+      </w:r>
+    </w:p>
+    <w:p>
+      <w:pPr>
+        <w:rPr>
+          <w:noProof/>
+        </w:rPr>
+      </w:pPr>
+    </w:p>
+    <w:p>
+      <w:pPr>
+        <w:rPr>
+          <w:noProof/>
+        </w:rPr>
+      </w:pPr>
+      <w:r>
+        <w:rPr>
+          <w:noProof/>
+        </w:rPr>
+        <w:t>12)</w:t>
+      </w:r>
+    </w:p>
+    <w:p>
+      <w:pPr>
+        <w:rPr>
+          <w:noProof/>
+        </w:rPr>
+      </w:pPr>
+      <w:r>
+        <w:rPr>
+          <w:noProof/>
+        </w:rPr>
+        <w:drawing>
+          <wp:inline distT="0" distB="0" distL="0" distR="0" wp14:anchorId="7D77B11C" wp14:editId="0B3FD86E">
+            <wp:extent cx="5731510" cy="4667250"/>
+            <wp:effectExtent l="0" t="0" r="2540" b="0"/>
+            <wp:docPr id="1708411718" name="Picture 2"/>
+            <wp:cNvGraphicFramePr>
+              <a:graphicFrameLocks xmlns:a="http://schemas.openxmlformats.org/drawingml/2006/main" noChangeAspect="1"/>
+            </wp:cNvGraphicFramePr>
+            <a:graphic xmlns:a="http://schemas.openxmlformats.org/drawingml/2006/main">
+              <a:graphicData uri="http://schemas.openxmlformats.org/drawingml/2006/picture">
+                <pic:pic xmlns:pic="http://schemas.openxmlformats.org/drawingml/2006/picture">
+                  <pic:nvPicPr>
+                    <pic:cNvPr id="0" name="Picture 2"/>
+                    <pic:cNvPicPr>
+                      <a:picLocks noChangeAspect="1" noChangeArrowheads="1"/>
+                    </pic:cNvPicPr>
+                  </pic:nvPicPr>
+                  <pic:blipFill>
+                    <a:blip r:embed="rId15">
+                      <a:extLst>
+                        <a:ext uri="{28A0092B-C50C-407E-A947-70E740481C1C}">
+                          <a14:useLocalDpi xmlns:a14="http://schemas.microsoft.com/office/drawing/2010/main" val="0"/>
+                        </a:ext>
+                      </a:extLst>
+                    </a:blip>
+                    <a:srcRect/>
+                    <a:stretch>
+                      <a:fillRect/>
+                    </a:stretch>
+                  </pic:blipFill>
+                  <pic:spPr bwMode="auto">
+                    <a:xfrm>
+                      <a:off x="0" y="0"/>
+                      <a:ext cx="5731510" cy="4667250"/>
+                    </a:xfrm>
+                    <a:prstGeom prst="rect">
+                      <a:avLst/>
+                    </a:prstGeom>
+                    <a:noFill/>
+                    <a:ln>
+                      <a:noFill/>
+                    </a:ln>
+                  </pic:spPr>
+                </pic:pic>
+              </a:graphicData>
+            </a:graphic>
+          </wp:inline>
+        </w:drawing>
+      </w:r>
+    </w:p>
+    <w:p>
+      <w:pPr>
+        <w:rPr>
+          <w:noProof/>
+        </w:rPr>
+      </w:pPr>
+    </w:p>
+    <w:p>
+      <w:pPr>
+        <w:rPr>
+          <w:noProof/>
+        </w:rPr>
+      </w:pPr>
+      <w:r>
+        <w:rPr>
+          <w:noProof/>
+        </w:rPr>
+        <w:t>13)</w:t>
+      </w:r>
+    </w:p>
+    <w:p>
+      <w:pPr>
+        <w:rPr>
+          <w:noProof/>
+        </w:rPr>
+      </w:pPr>
+      <w:r>
+        <w:rPr>
+          <w:noProof/>
+        </w:rPr>
+        <w:drawing>
+          <wp:inline distT="0" distB="0" distL="0" distR="0" wp14:anchorId="322B9401" wp14:editId="18F9D331">
+            <wp:extent cx="5867400" cy="2870200"/>
+            <wp:effectExtent l="0" t="0" r="0" b="6350"/>
+            <wp:docPr id="128121424" name="Picture 1"/>
+            <wp:cNvGraphicFramePr>
+              <a:graphicFrameLocks xmlns:a="http://schemas.openxmlformats.org/drawingml/2006/main" noChangeAspect="1"/>
+            </wp:cNvGraphicFramePr>
+            <a:graphic xmlns:a="http://schemas.openxmlformats.org/drawingml/2006/main">
+              <a:graphicData uri="http://schemas.openxmlformats.org/drawingml/2006/picture">
+                <pic:pic xmlns:pic="http://schemas.openxmlformats.org/drawingml/2006/picture">
+                  <pic:nvPicPr>
+                    <pic:cNvPr id="0" name="Picture 1"/>
+                    <pic:cNvPicPr>
+                      <a:picLocks noChangeAspect="1" noChangeArrowheads="1"/>
+                    </pic:cNvPicPr>
+                  </pic:nvPicPr>
+                  <pic:blipFill>
+                    <a:blip r:embed="rId16">
+                      <a:extLst>
+                        <a:ext uri="{28A0092B-C50C-407E-A947-70E740481C1C}">
+                          <a14:useLocalDpi xmlns:a14="http://schemas.microsoft.com/office/drawing/2010/main" val="0"/>
+                        </a:ext>
+                      </a:extLst>
+                    </a:blip>
+                    <a:srcRect/>
+                    <a:stretch>
+                      <a:fillRect/>
+                    </a:stretch>
+                  </pic:blipFill>
+                  <pic:spPr bwMode="auto">
+                    <a:xfrm>
+                      <a:off x="0" y="0"/>
+                      <a:ext cx="5867400" cy="2870200"/>
+                    </a:xfrm>
+                    <a:prstGeom prst="rect">
+                      <a:avLst/>
+                    </a:prstGeom>
+                    <a:noFill/>
+                    <a:ln>
+                      <a:noFill/>
+                    </a:ln>
+                  </pic:spPr>
+                </pic:pic>
+              </a:graphicData>
+            </a:graphic>
+          </wp:inline>
+        </w:drawing>
+      </w:r>
+    </w:p>
+    <w:p>
+      <w:pPr>
+        <w:rPr>
+          <w:noProof/>
+        </w:rPr>
+      </w:pPr>
+    </w:p>
+    <w:p>
+      <w:pPr>
+        <w:rPr>
+          <w:noProof/>
+        </w:rPr>
+      </w:pPr>
+    </w:p>
+    <w:p>
+      <w:pPr>
+        <w:rPr>
+          <w:noProof/>
+        </w:rPr>
+      </w:pPr>
+    </w:p>
+    <w:p>
+      <w:pPr>
+        <w:rPr>
+          <w:noProof/>
+        </w:rPr>
+      </w:pPr>
+      <w:r>
+        <w:rPr>
+          <w:noProof/>
+        </w:rPr>
+        <w:t>14)</w:t>
+      </w:r>
+    </w:p>
+    <w:p>
+      <w:pPr>
+        <w:rPr>
+          <w:noProof/>
+        </w:rPr>
+      </w:pPr>
+      <w:r>
+        <w:rPr>
+          <w:noProof/>
+        </w:rPr>
+        <w:drawing>
+          <wp:inline distT="0" distB="0" distL="0" distR="0" wp14:anchorId="4AD3E21F" wp14:editId="760CC6C0">
+            <wp:extent cx="5731510" cy="4267200"/>
+            <wp:effectExtent l="0" t="0" r="2540" b="0"/>
+            <wp:docPr id="22916494" name="Picture 2"/>
+            <wp:cNvGraphicFramePr>
+              <a:graphicFrameLocks xmlns:a="http://schemas.openxmlformats.org/drawingml/2006/main" noChangeAspect="1"/>
+            </wp:cNvGraphicFramePr>
+            <a:graphic xmlns:a="http://schemas.openxmlformats.org/drawingml/2006/main">
+              <a:graphicData uri="http://schemas.openxmlformats.org/drawingml/2006/picture">
+                <pic:pic xmlns:pic="http://schemas.openxmlformats.org/drawingml/2006/picture">
+                  <pic:nvPicPr>
+                    <pic:cNvPr id="0" name="Picture 2"/>
+                    <pic:cNvPicPr>
+                      <a:picLocks noChangeAspect="1" noChangeArrowheads="1"/>
+                    </pic:cNvPicPr>
+                  </pic:nvPicPr>
+                  <pic:blipFill>
+                    <a:blip r:embed="rId17">
+                      <a:extLst>
+                        <a:ext uri="{28A0092B-C50C-407E-A947-70E740481C1C}">
+                          <a14:useLocalDpi xmlns:a14="http://schemas.microsoft.com/office/drawing/2010/main" val="0"/>
+                        </a:ext>
+                      </a:extLst>
+                    </a:blip>
+                    <a:srcRect/>
+                    <a:stretch>
+                      <a:fillRect/>
+                    </a:stretch>
+                  </pic:blipFill>
+                  <pic:spPr bwMode="auto">
+                    <a:xfrm>
+                      <a:off x="0" y="0"/>
+                      <a:ext cx="5732123" cy="4267656"/>
+                    </a:xfrm>
+                    <a:prstGeom prst="rect">
+                      <a:avLst/>
+                    </a:prstGeom>
+                    <a:noFill/>
+                    <a:ln>
+                      <a:noFill/>
+                    </a:ln>
+                  </pic:spPr>
+                </pic:pic>
+              </a:graphicData>
+            </a:graphic>
+          </wp:inline>
+        </w:drawing>
+      </w:r>
+    </w:p>
+    <w:p>
+      <w:pPr>
+        <w:rPr>
+          <w:noProof/>
+        </w:rPr>
+      </w:pPr>
+    </w:p>
+    <w:p>
+      <w:pPr>
+        <w:rPr>
+          <w:noProof/>
+        </w:rPr>
+      </w:pPr>
+      <w:r>
+        <w:rPr>
+          <w:noProof/>
+        </w:rPr>
+        <w:t>15)</w:t>
+      </w:r>
+    </w:p>
+    <w:p>
+      <w:pPr>
+        <w:rPr>
+          <w:noProof/>
+        </w:rPr>
+      </w:pPr>
+      <w:r>
+        <w:rPr>
+          <w:noProof/>
+        </w:rPr>
+        <w:drawing>
+          <wp:inline distT="0" distB="0" distL="0" distR="0" wp14:anchorId="1096C50E" wp14:editId="1CED4A33">
+            <wp:extent cx="5731510" cy="2691130"/>
+            <wp:effectExtent l="0" t="0" r="2540" b="0"/>
+            <wp:docPr id="530968072" name="Picture 3"/>
+            <wp:cNvGraphicFramePr>
+              <a:graphicFrameLocks xmlns:a="http://schemas.openxmlformats.org/drawingml/2006/main" noChangeAspect="1"/>
+            </wp:cNvGraphicFramePr>
+            <a:graphic xmlns:a="http://schemas.openxmlformats.org/drawingml/2006/main">
+              <a:graphicData uri="http://schemas.openxmlformats.org/drawingml/2006/picture">
+                <pic:pic xmlns:pic="http://schemas.openxmlformats.org/drawingml/2006/picture">
+                  <pic:nvPicPr>
+                    <pic:cNvPr id="0" name="Picture 4"/>
+                    <pic:cNvPicPr>
+                      <a:picLocks noChangeAspect="1" noChangeArrowheads="1"/>
+                    </pic:cNvPicPr>
+                  </pic:nvPicPr>
+                  <pic:blipFill>
+                    <a:blip r:embed="rId18">
+                      <a:extLst>
+                        <a:ext uri="{28A0092B-C50C-407E-A947-70E740481C1C}">
+                          <a14:useLocalDpi xmlns:a14="http://schemas.microsoft.com/office/drawing/2010/main" val="0"/>
+                        </a:ext>
+                      </a:extLst>
+                    </a:blip>
+                    <a:srcRect/>
+                    <a:stretch>
+                      <a:fillRect/>
+                    </a:stretch>
+                  </pic:blipFill>
+                  <pic:spPr bwMode="auto">
+                    <a:xfrm>
+                      <a:off x="0" y="0"/>
+                      <a:ext cx="5731510" cy="2691130"/>
+                    </a:xfrm>
+                    <a:prstGeom prst="rect">
+                      <a:avLst/>
+                    </a:prstGeom>
+                    <a:noFill/>
+                    <a:ln>
+                      <a:noFill/>
+                    </a:ln>
+                  </pic:spPr>
+                </pic:pic>
+              </a:graphicData>
+            </a:graphic>
+          </wp:inline>
+        </w:drawing>
+      </w:r>
     </w:p>
     <w:p>
       <w:r>
@@ -767,7 +1174,7 @@
                     </pic:cNvPicPr>
                   </pic:nvPicPr>
                   <pic:blipFill>
-                    <a:blip r:embed="rId14">
+                    <a:blip r:embed="rId19">
                       <a:extLst>
                         <a:ext uri="{28A0092B-C50C-407E-A947-70E740481C1C}">
                           <a14:useLocalDpi xmlns:a14="http://schemas.microsoft.com/office/drawing/2010/main" val="0"/>
@@ -798,41 +1205,6 @@
           </wp:inline>
         </w:drawing>
       </w:r>
-    </w:p>
-    <w:p>
-      <w:pPr>
-        <w:rPr>
-          <w:noProof/>
-        </w:rPr>
-      </w:pPr>
-    </w:p>
-    <w:p>
-      <w:pPr>
-        <w:rPr>
-          <w:noProof/>
-        </w:rPr>
-      </w:pPr>
-    </w:p>
-    <w:p>
-      <w:pPr>
-        <w:rPr>
-          <w:noProof/>
-        </w:rPr>
-      </w:pPr>
-    </w:p>
-    <w:p>
-      <w:pPr>
-        <w:rPr>
-          <w:noProof/>
-        </w:rPr>
-      </w:pPr>
-    </w:p>
-    <w:p>
-      <w:pPr>
-        <w:rPr>
-          <w:noProof/>
-        </w:rPr>
-      </w:pPr>
     </w:p>
     <w:p>
       <w:pPr>
@@ -884,7 +1256,7 @@
                     </pic:cNvPicPr>
                   </pic:nvPicPr>
                   <pic:blipFill>
-                    <a:blip r:embed="rId15">
+                    <a:blip r:embed="rId20">
                       <a:extLst>
                         <a:ext uri="{28A0092B-C50C-407E-A947-70E740481C1C}">
                           <a14:useLocalDpi xmlns:a14="http://schemas.microsoft.com/office/drawing/2010/main" val="0"/>
@@ -922,6 +1294,12 @@
       </w:r>
     </w:p>
     <w:p>
+      <w:r>
+        <w:rPr>
+          <w:noProof/>
+        </w:rPr>
+        <w:t>c</w:t>
+      </w:r>
       <w:r>
         <w:rPr>
           <w:noProof/>
@@ -944,7 +1322,7 @@
                     </pic:cNvPicPr>
                   </pic:nvPicPr>
                   <pic:blipFill rotWithShape="1">
-                    <a:blip r:embed="rId16">
+                    <a:blip r:embed="rId21">
                       <a:extLst>
                         <a:ext uri="{28A0092B-C50C-407E-A947-70E740481C1C}">
                           <a14:useLocalDpi xmlns:a14="http://schemas.microsoft.com/office/drawing/2010/main" val="0"/>
@@ -982,7 +1360,2564 @@
       </w:r>
     </w:p>
     <w:p/>
+    <w:p>
+      <w:r>
+        <w:t>19)</w:t>
+      </w:r>
+    </w:p>
+    <w:p>
+      <w:r>
+        <w:rPr>
+          <w:noProof/>
+        </w:rPr>
+        <w:drawing>
+          <wp:inline distT="0" distB="0" distL="0" distR="0" wp14:anchorId="6667539C" wp14:editId="0E0D1DF4">
+            <wp:extent cx="5731510" cy="4212771"/>
+            <wp:effectExtent l="0" t="0" r="2540" b="0"/>
+            <wp:docPr id="2044977616" name="Picture 1"/>
+            <wp:cNvGraphicFramePr>
+              <a:graphicFrameLocks xmlns:a="http://schemas.openxmlformats.org/drawingml/2006/main" noChangeAspect="1"/>
+            </wp:cNvGraphicFramePr>
+            <a:graphic xmlns:a="http://schemas.openxmlformats.org/drawingml/2006/main">
+              <a:graphicData uri="http://schemas.openxmlformats.org/drawingml/2006/picture">
+                <pic:pic xmlns:pic="http://schemas.openxmlformats.org/drawingml/2006/picture">
+                  <pic:nvPicPr>
+                    <pic:cNvPr id="0" name="Picture 1"/>
+                    <pic:cNvPicPr>
+                      <a:picLocks noChangeAspect="1" noChangeArrowheads="1"/>
+                    </pic:cNvPicPr>
+                  </pic:nvPicPr>
+                  <pic:blipFill rotWithShape="1">
+                    <a:blip r:embed="rId22">
+                      <a:extLst>
+                        <a:ext uri="{28A0092B-C50C-407E-A947-70E740481C1C}">
+                          <a14:useLocalDpi xmlns:a14="http://schemas.microsoft.com/office/drawing/2010/main" val="0"/>
+                        </a:ext>
+                      </a:extLst>
+                    </a:blip>
+                    <a:srcRect b="11495"/>
+                    <a:stretch>
+                      <a:fillRect/>
+                    </a:stretch>
+                  </pic:blipFill>
+                  <pic:spPr bwMode="auto">
+                    <a:xfrm>
+                      <a:off x="0" y="0"/>
+                      <a:ext cx="5731510" cy="4212771"/>
+                    </a:xfrm>
+                    <a:prstGeom prst="rect">
+                      <a:avLst/>
+                    </a:prstGeom>
+                    <a:noFill/>
+                    <a:ln>
+                      <a:noFill/>
+                    </a:ln>
+                    <a:extLst>
+                      <a:ext uri="{53640926-AAD7-44D8-BBD7-CCE9431645EC}">
+                        <a14:shadowObscured xmlns:a14="http://schemas.microsoft.com/office/drawing/2010/main"/>
+                      </a:ext>
+                    </a:extLst>
+                  </pic:spPr>
+                </pic:pic>
+              </a:graphicData>
+            </a:graphic>
+          </wp:inline>
+        </w:drawing>
+      </w:r>
+    </w:p>
     <w:p/>
+    <w:p>
+      <w:r>
+        <w:t>20)</w:t>
+      </w:r>
+    </w:p>
+    <w:p/>
+    <w:p>
+      <w:r>
+        <w:rPr>
+          <w:noProof/>
+        </w:rPr>
+        <w:drawing>
+          <wp:inline distT="0" distB="0" distL="0" distR="0" wp14:anchorId="58718D23" wp14:editId="52310784">
+            <wp:extent cx="5731510" cy="1233805"/>
+            <wp:effectExtent l="0" t="0" r="2540" b="4445"/>
+            <wp:docPr id="1111394818" name="Picture 3"/>
+            <wp:cNvGraphicFramePr>
+              <a:graphicFrameLocks xmlns:a="http://schemas.openxmlformats.org/drawingml/2006/main" noChangeAspect="1"/>
+            </wp:cNvGraphicFramePr>
+            <a:graphic xmlns:a="http://schemas.openxmlformats.org/drawingml/2006/main">
+              <a:graphicData uri="http://schemas.openxmlformats.org/drawingml/2006/picture">
+                <pic:pic xmlns:pic="http://schemas.openxmlformats.org/drawingml/2006/picture">
+                  <pic:nvPicPr>
+                    <pic:cNvPr id="0" name="Picture 4"/>
+                    <pic:cNvPicPr>
+                      <a:picLocks noChangeAspect="1" noChangeArrowheads="1"/>
+                    </pic:cNvPicPr>
+                  </pic:nvPicPr>
+                  <pic:blipFill>
+                    <a:blip r:embed="rId23">
+                      <a:extLst>
+                        <a:ext uri="{28A0092B-C50C-407E-A947-70E740481C1C}">
+                          <a14:useLocalDpi xmlns:a14="http://schemas.microsoft.com/office/drawing/2010/main" val="0"/>
+                        </a:ext>
+                      </a:extLst>
+                    </a:blip>
+                    <a:srcRect/>
+                    <a:stretch>
+                      <a:fillRect/>
+                    </a:stretch>
+                  </pic:blipFill>
+                  <pic:spPr bwMode="auto">
+                    <a:xfrm>
+                      <a:off x="0" y="0"/>
+                      <a:ext cx="5731510" cy="1233805"/>
+                    </a:xfrm>
+                    <a:prstGeom prst="rect">
+                      <a:avLst/>
+                    </a:prstGeom>
+                    <a:noFill/>
+                    <a:ln>
+                      <a:noFill/>
+                    </a:ln>
+                  </pic:spPr>
+                </pic:pic>
+              </a:graphicData>
+            </a:graphic>
+          </wp:inline>
+        </w:drawing>
+      </w:r>
+    </w:p>
+    <w:p>
+      <w:r>
+        <w:t>21)</w:t>
+      </w:r>
+    </w:p>
+    <w:p>
+      <w:r>
+        <w:rPr>
+          <w:noProof/>
+        </w:rPr>
+        <w:drawing>
+          <wp:inline distT="0" distB="0" distL="0" distR="0" wp14:anchorId="564251B3" wp14:editId="4B82749A">
+            <wp:extent cx="5731510" cy="2126615"/>
+            <wp:effectExtent l="0" t="0" r="2540" b="6985"/>
+            <wp:docPr id="380614086" name="Picture 2"/>
+            <wp:cNvGraphicFramePr>
+              <a:graphicFrameLocks xmlns:a="http://schemas.openxmlformats.org/drawingml/2006/main" noChangeAspect="1"/>
+            </wp:cNvGraphicFramePr>
+            <a:graphic xmlns:a="http://schemas.openxmlformats.org/drawingml/2006/main">
+              <a:graphicData uri="http://schemas.openxmlformats.org/drawingml/2006/picture">
+                <pic:pic xmlns:pic="http://schemas.openxmlformats.org/drawingml/2006/picture">
+                  <pic:nvPicPr>
+                    <pic:cNvPr id="0" name="Picture 2"/>
+                    <pic:cNvPicPr>
+                      <a:picLocks noChangeAspect="1" noChangeArrowheads="1"/>
+                    </pic:cNvPicPr>
+                  </pic:nvPicPr>
+                  <pic:blipFill>
+                    <a:blip r:embed="rId24">
+                      <a:extLst>
+                        <a:ext uri="{28A0092B-C50C-407E-A947-70E740481C1C}">
+                          <a14:useLocalDpi xmlns:a14="http://schemas.microsoft.com/office/drawing/2010/main" val="0"/>
+                        </a:ext>
+                      </a:extLst>
+                    </a:blip>
+                    <a:srcRect/>
+                    <a:stretch>
+                      <a:fillRect/>
+                    </a:stretch>
+                  </pic:blipFill>
+                  <pic:spPr bwMode="auto">
+                    <a:xfrm>
+                      <a:off x="0" y="0"/>
+                      <a:ext cx="5731510" cy="2126615"/>
+                    </a:xfrm>
+                    <a:prstGeom prst="rect">
+                      <a:avLst/>
+                    </a:prstGeom>
+                    <a:noFill/>
+                    <a:ln>
+                      <a:noFill/>
+                    </a:ln>
+                  </pic:spPr>
+                </pic:pic>
+              </a:graphicData>
+            </a:graphic>
+          </wp:inline>
+        </w:drawing>
+      </w:r>
+    </w:p>
+    <w:p/>
+    <w:p>
+      <w:r>
+        <w:t>22)</w:t>
+      </w:r>
+    </w:p>
+    <w:p>
+      <w:r>
+        <w:rPr>
+          <w:noProof/>
+        </w:rPr>
+        <w:drawing>
+          <wp:inline distT="0" distB="0" distL="0" distR="0" wp14:anchorId="7EEE1285" wp14:editId="39B91365">
+            <wp:extent cx="5731510" cy="590550"/>
+            <wp:effectExtent l="0" t="0" r="2540" b="0"/>
+            <wp:docPr id="1874095024" name="Picture 4"/>
+            <wp:cNvGraphicFramePr>
+              <a:graphicFrameLocks xmlns:a="http://schemas.openxmlformats.org/drawingml/2006/main" noChangeAspect="1"/>
+            </wp:cNvGraphicFramePr>
+            <a:graphic xmlns:a="http://schemas.openxmlformats.org/drawingml/2006/main">
+              <a:graphicData uri="http://schemas.openxmlformats.org/drawingml/2006/picture">
+                <pic:pic xmlns:pic="http://schemas.openxmlformats.org/drawingml/2006/picture">
+                  <pic:nvPicPr>
+                    <pic:cNvPr id="0" name="Picture 6"/>
+                    <pic:cNvPicPr>
+                      <a:picLocks noChangeAspect="1" noChangeArrowheads="1"/>
+                    </pic:cNvPicPr>
+                  </pic:nvPicPr>
+                  <pic:blipFill>
+                    <a:blip r:embed="rId25">
+                      <a:extLst>
+                        <a:ext uri="{28A0092B-C50C-407E-A947-70E740481C1C}">
+                          <a14:useLocalDpi xmlns:a14="http://schemas.microsoft.com/office/drawing/2010/main" val="0"/>
+                        </a:ext>
+                      </a:extLst>
+                    </a:blip>
+                    <a:srcRect/>
+                    <a:stretch>
+                      <a:fillRect/>
+                    </a:stretch>
+                  </pic:blipFill>
+                  <pic:spPr bwMode="auto">
+                    <a:xfrm>
+                      <a:off x="0" y="0"/>
+                      <a:ext cx="5731510" cy="590550"/>
+                    </a:xfrm>
+                    <a:prstGeom prst="rect">
+                      <a:avLst/>
+                    </a:prstGeom>
+                    <a:noFill/>
+                    <a:ln>
+                      <a:noFill/>
+                    </a:ln>
+                  </pic:spPr>
+                </pic:pic>
+              </a:graphicData>
+            </a:graphic>
+          </wp:inline>
+        </w:drawing>
+      </w:r>
+    </w:p>
+    <w:p/>
+    <w:p>
+      <w:r>
+        <w:t>23)</w:t>
+      </w:r>
+    </w:p>
+    <w:p>
+      <w:r>
+        <w:rPr>
+          <w:noProof/>
+        </w:rPr>
+        <w:drawing>
+          <wp:inline distT="0" distB="0" distL="0" distR="0" wp14:anchorId="6FE69CC5" wp14:editId="509C0016">
+            <wp:extent cx="5731510" cy="1477645"/>
+            <wp:effectExtent l="0" t="0" r="2540" b="8255"/>
+            <wp:docPr id="238623691" name="Picture 5"/>
+            <wp:cNvGraphicFramePr>
+              <a:graphicFrameLocks xmlns:a="http://schemas.openxmlformats.org/drawingml/2006/main" noChangeAspect="1"/>
+            </wp:cNvGraphicFramePr>
+            <a:graphic xmlns:a="http://schemas.openxmlformats.org/drawingml/2006/main">
+              <a:graphicData uri="http://schemas.openxmlformats.org/drawingml/2006/picture">
+                <pic:pic xmlns:pic="http://schemas.openxmlformats.org/drawingml/2006/picture">
+                  <pic:nvPicPr>
+                    <pic:cNvPr id="0" name="Picture 8"/>
+                    <pic:cNvPicPr>
+                      <a:picLocks noChangeAspect="1" noChangeArrowheads="1"/>
+                    </pic:cNvPicPr>
+                  </pic:nvPicPr>
+                  <pic:blipFill>
+                    <a:blip r:embed="rId26">
+                      <a:extLst>
+                        <a:ext uri="{28A0092B-C50C-407E-A947-70E740481C1C}">
+                          <a14:useLocalDpi xmlns:a14="http://schemas.microsoft.com/office/drawing/2010/main" val="0"/>
+                        </a:ext>
+                      </a:extLst>
+                    </a:blip>
+                    <a:srcRect/>
+                    <a:stretch>
+                      <a:fillRect/>
+                    </a:stretch>
+                  </pic:blipFill>
+                  <pic:spPr bwMode="auto">
+                    <a:xfrm>
+                      <a:off x="0" y="0"/>
+                      <a:ext cx="5731510" cy="1477645"/>
+                    </a:xfrm>
+                    <a:prstGeom prst="rect">
+                      <a:avLst/>
+                    </a:prstGeom>
+                    <a:noFill/>
+                    <a:ln>
+                      <a:noFill/>
+                    </a:ln>
+                  </pic:spPr>
+                </pic:pic>
+              </a:graphicData>
+            </a:graphic>
+          </wp:inline>
+        </w:drawing>
+      </w:r>
+    </w:p>
+    <w:p/>
+    <w:p>
+      <w:r>
+        <w:t>24)</w:t>
+      </w:r>
+    </w:p>
+    <w:p>
+      <w:r>
+        <w:rPr>
+          <w:noProof/>
+        </w:rPr>
+        <w:drawing>
+          <wp:inline distT="0" distB="0" distL="0" distR="0" wp14:anchorId="3243CBCA" wp14:editId="46FA4370">
+            <wp:extent cx="5731510" cy="771525"/>
+            <wp:effectExtent l="0" t="0" r="2540" b="9525"/>
+            <wp:docPr id="1200259770" name="Picture 6"/>
+            <wp:cNvGraphicFramePr>
+              <a:graphicFrameLocks xmlns:a="http://schemas.openxmlformats.org/drawingml/2006/main" noChangeAspect="1"/>
+            </wp:cNvGraphicFramePr>
+            <a:graphic xmlns:a="http://schemas.openxmlformats.org/drawingml/2006/main">
+              <a:graphicData uri="http://schemas.openxmlformats.org/drawingml/2006/picture">
+                <pic:pic xmlns:pic="http://schemas.openxmlformats.org/drawingml/2006/picture">
+                  <pic:nvPicPr>
+                    <pic:cNvPr id="0" name="Picture 10"/>
+                    <pic:cNvPicPr>
+                      <a:picLocks noChangeAspect="1" noChangeArrowheads="1"/>
+                    </pic:cNvPicPr>
+                  </pic:nvPicPr>
+                  <pic:blipFill>
+                    <a:blip r:embed="rId27">
+                      <a:extLst>
+                        <a:ext uri="{28A0092B-C50C-407E-A947-70E740481C1C}">
+                          <a14:useLocalDpi xmlns:a14="http://schemas.microsoft.com/office/drawing/2010/main" val="0"/>
+                        </a:ext>
+                      </a:extLst>
+                    </a:blip>
+                    <a:srcRect/>
+                    <a:stretch>
+                      <a:fillRect/>
+                    </a:stretch>
+                  </pic:blipFill>
+                  <pic:spPr bwMode="auto">
+                    <a:xfrm>
+                      <a:off x="0" y="0"/>
+                      <a:ext cx="5731510" cy="771525"/>
+                    </a:xfrm>
+                    <a:prstGeom prst="rect">
+                      <a:avLst/>
+                    </a:prstGeom>
+                    <a:noFill/>
+                    <a:ln>
+                      <a:noFill/>
+                    </a:ln>
+                  </pic:spPr>
+                </pic:pic>
+              </a:graphicData>
+            </a:graphic>
+          </wp:inline>
+        </w:drawing>
+      </w:r>
+    </w:p>
+    <w:p/>
+    <w:p>
+      <w:r>
+        <w:t>25)</w:t>
+      </w:r>
+    </w:p>
+    <w:p>
+      <w:r>
+        <w:rPr>
+          <w:noProof/>
+        </w:rPr>
+        <w:drawing>
+          <wp:inline distT="0" distB="0" distL="0" distR="0" wp14:anchorId="4354E5A0" wp14:editId="3D7B5948">
+            <wp:extent cx="5731510" cy="579755"/>
+            <wp:effectExtent l="0" t="0" r="2540" b="0"/>
+            <wp:docPr id="131803025" name="Picture 7"/>
+            <wp:cNvGraphicFramePr>
+              <a:graphicFrameLocks xmlns:a="http://schemas.openxmlformats.org/drawingml/2006/main" noChangeAspect="1"/>
+            </wp:cNvGraphicFramePr>
+            <a:graphic xmlns:a="http://schemas.openxmlformats.org/drawingml/2006/main">
+              <a:graphicData uri="http://schemas.openxmlformats.org/drawingml/2006/picture">
+                <pic:pic xmlns:pic="http://schemas.openxmlformats.org/drawingml/2006/picture">
+                  <pic:nvPicPr>
+                    <pic:cNvPr id="0" name="Picture 12"/>
+                    <pic:cNvPicPr>
+                      <a:picLocks noChangeAspect="1" noChangeArrowheads="1"/>
+                    </pic:cNvPicPr>
+                  </pic:nvPicPr>
+                  <pic:blipFill>
+                    <a:blip r:embed="rId28">
+                      <a:extLst>
+                        <a:ext uri="{28A0092B-C50C-407E-A947-70E740481C1C}">
+                          <a14:useLocalDpi xmlns:a14="http://schemas.microsoft.com/office/drawing/2010/main" val="0"/>
+                        </a:ext>
+                      </a:extLst>
+                    </a:blip>
+                    <a:srcRect/>
+                    <a:stretch>
+                      <a:fillRect/>
+                    </a:stretch>
+                  </pic:blipFill>
+                  <pic:spPr bwMode="auto">
+                    <a:xfrm>
+                      <a:off x="0" y="0"/>
+                      <a:ext cx="5731510" cy="579755"/>
+                    </a:xfrm>
+                    <a:prstGeom prst="rect">
+                      <a:avLst/>
+                    </a:prstGeom>
+                    <a:noFill/>
+                    <a:ln>
+                      <a:noFill/>
+                    </a:ln>
+                  </pic:spPr>
+                </pic:pic>
+              </a:graphicData>
+            </a:graphic>
+          </wp:inline>
+        </w:drawing>
+      </w:r>
+    </w:p>
+    <w:p>
+      <w:r>
+        <w:t>26)</w:t>
+      </w:r>
+    </w:p>
+    <w:p>
+      <w:r>
+        <w:rPr>
+          <w:noProof/>
+        </w:rPr>
+        <w:drawing>
+          <wp:inline distT="0" distB="0" distL="0" distR="0" wp14:anchorId="441EC699" wp14:editId="7486FDFC">
+            <wp:extent cx="5731510" cy="1153160"/>
+            <wp:effectExtent l="0" t="0" r="2540" b="8890"/>
+            <wp:docPr id="1979885501" name="Picture 8"/>
+            <wp:cNvGraphicFramePr>
+              <a:graphicFrameLocks xmlns:a="http://schemas.openxmlformats.org/drawingml/2006/main" noChangeAspect="1"/>
+            </wp:cNvGraphicFramePr>
+            <a:graphic xmlns:a="http://schemas.openxmlformats.org/drawingml/2006/main">
+              <a:graphicData uri="http://schemas.openxmlformats.org/drawingml/2006/picture">
+                <pic:pic xmlns:pic="http://schemas.openxmlformats.org/drawingml/2006/picture">
+                  <pic:nvPicPr>
+                    <pic:cNvPr id="0" name="Picture 14"/>
+                    <pic:cNvPicPr>
+                      <a:picLocks noChangeAspect="1" noChangeArrowheads="1"/>
+                    </pic:cNvPicPr>
+                  </pic:nvPicPr>
+                  <pic:blipFill>
+                    <a:blip r:embed="rId29">
+                      <a:extLst>
+                        <a:ext uri="{28A0092B-C50C-407E-A947-70E740481C1C}">
+                          <a14:useLocalDpi xmlns:a14="http://schemas.microsoft.com/office/drawing/2010/main" val="0"/>
+                        </a:ext>
+                      </a:extLst>
+                    </a:blip>
+                    <a:srcRect/>
+                    <a:stretch>
+                      <a:fillRect/>
+                    </a:stretch>
+                  </pic:blipFill>
+                  <pic:spPr bwMode="auto">
+                    <a:xfrm>
+                      <a:off x="0" y="0"/>
+                      <a:ext cx="5731510" cy="1153160"/>
+                    </a:xfrm>
+                    <a:prstGeom prst="rect">
+                      <a:avLst/>
+                    </a:prstGeom>
+                    <a:noFill/>
+                    <a:ln>
+                      <a:noFill/>
+                    </a:ln>
+                  </pic:spPr>
+                </pic:pic>
+              </a:graphicData>
+            </a:graphic>
+          </wp:inline>
+        </w:drawing>
+      </w:r>
+    </w:p>
+    <w:p/>
+    <w:p>
+      <w:r>
+        <w:t>27)</w:t>
+      </w:r>
+    </w:p>
+    <w:p>
+      <w:r>
+        <w:rPr>
+          <w:noProof/>
+        </w:rPr>
+        <w:drawing>
+          <wp:inline distT="0" distB="0" distL="0" distR="0" wp14:anchorId="73901F94" wp14:editId="0F8BF1CD">
+            <wp:extent cx="5731510" cy="4396740"/>
+            <wp:effectExtent l="0" t="0" r="2540" b="3810"/>
+            <wp:docPr id="1544090962" name="Picture 9"/>
+            <wp:cNvGraphicFramePr>
+              <a:graphicFrameLocks xmlns:a="http://schemas.openxmlformats.org/drawingml/2006/main" noChangeAspect="1"/>
+            </wp:cNvGraphicFramePr>
+            <a:graphic xmlns:a="http://schemas.openxmlformats.org/drawingml/2006/main">
+              <a:graphicData uri="http://schemas.openxmlformats.org/drawingml/2006/picture">
+                <pic:pic xmlns:pic="http://schemas.openxmlformats.org/drawingml/2006/picture">
+                  <pic:nvPicPr>
+                    <pic:cNvPr id="0" name="Picture 16"/>
+                    <pic:cNvPicPr>
+                      <a:picLocks noChangeAspect="1" noChangeArrowheads="1"/>
+                    </pic:cNvPicPr>
+                  </pic:nvPicPr>
+                  <pic:blipFill>
+                    <a:blip r:embed="rId30">
+                      <a:extLst>
+                        <a:ext uri="{28A0092B-C50C-407E-A947-70E740481C1C}">
+                          <a14:useLocalDpi xmlns:a14="http://schemas.microsoft.com/office/drawing/2010/main" val="0"/>
+                        </a:ext>
+                      </a:extLst>
+                    </a:blip>
+                    <a:srcRect/>
+                    <a:stretch>
+                      <a:fillRect/>
+                    </a:stretch>
+                  </pic:blipFill>
+                  <pic:spPr bwMode="auto">
+                    <a:xfrm>
+                      <a:off x="0" y="0"/>
+                      <a:ext cx="5731510" cy="4396740"/>
+                    </a:xfrm>
+                    <a:prstGeom prst="rect">
+                      <a:avLst/>
+                    </a:prstGeom>
+                    <a:noFill/>
+                    <a:ln>
+                      <a:noFill/>
+                    </a:ln>
+                  </pic:spPr>
+                </pic:pic>
+              </a:graphicData>
+            </a:graphic>
+          </wp:inline>
+        </w:drawing>
+      </w:r>
+    </w:p>
+    <w:p>
+      <w:r>
+        <w:t>28)</w:t>
+      </w:r>
+    </w:p>
+    <w:p/>
+    <w:p>
+      <w:r>
+        <w:rPr>
+          <w:noProof/>
+        </w:rPr>
+        <w:drawing>
+          <wp:inline distT="0" distB="0" distL="0" distR="0" wp14:anchorId="01211704" wp14:editId="30A23143">
+            <wp:extent cx="5731510" cy="340995"/>
+            <wp:effectExtent l="0" t="0" r="2540" b="1905"/>
+            <wp:docPr id="816041483" name="Picture 10"/>
+            <wp:cNvGraphicFramePr>
+              <a:graphicFrameLocks xmlns:a="http://schemas.openxmlformats.org/drawingml/2006/main" noChangeAspect="1"/>
+            </wp:cNvGraphicFramePr>
+            <a:graphic xmlns:a="http://schemas.openxmlformats.org/drawingml/2006/main">
+              <a:graphicData uri="http://schemas.openxmlformats.org/drawingml/2006/picture">
+                <pic:pic xmlns:pic="http://schemas.openxmlformats.org/drawingml/2006/picture">
+                  <pic:nvPicPr>
+                    <pic:cNvPr id="0" name="Picture 18"/>
+                    <pic:cNvPicPr>
+                      <a:picLocks noChangeAspect="1" noChangeArrowheads="1"/>
+                    </pic:cNvPicPr>
+                  </pic:nvPicPr>
+                  <pic:blipFill>
+                    <a:blip r:embed="rId31">
+                      <a:extLst>
+                        <a:ext uri="{28A0092B-C50C-407E-A947-70E740481C1C}">
+                          <a14:useLocalDpi xmlns:a14="http://schemas.microsoft.com/office/drawing/2010/main" val="0"/>
+                        </a:ext>
+                      </a:extLst>
+                    </a:blip>
+                    <a:srcRect/>
+                    <a:stretch>
+                      <a:fillRect/>
+                    </a:stretch>
+                  </pic:blipFill>
+                  <pic:spPr bwMode="auto">
+                    <a:xfrm>
+                      <a:off x="0" y="0"/>
+                      <a:ext cx="5731510" cy="340995"/>
+                    </a:xfrm>
+                    <a:prstGeom prst="rect">
+                      <a:avLst/>
+                    </a:prstGeom>
+                    <a:noFill/>
+                    <a:ln>
+                      <a:noFill/>
+                    </a:ln>
+                  </pic:spPr>
+                </pic:pic>
+              </a:graphicData>
+            </a:graphic>
+          </wp:inline>
+        </w:drawing>
+      </w:r>
+    </w:p>
+    <w:p/>
+    <w:p>
+      <w:r>
+        <w:t>29</w:t>
+      </w:r>
+      <w:r>
+        <w:t>)</w:t>
+      </w:r>
+    </w:p>
+    <w:p>
+      <w:r>
+        <w:rPr>
+          <w:noProof/>
+        </w:rPr>
+        <w:drawing>
+          <wp:inline distT="0" distB="0" distL="0" distR="0" wp14:anchorId="1F97E28D" wp14:editId="18BE5DCC">
+            <wp:extent cx="5731510" cy="2393950"/>
+            <wp:effectExtent l="0" t="0" r="2540" b="6350"/>
+            <wp:docPr id="906260000" name="Picture 11"/>
+            <wp:cNvGraphicFramePr>
+              <a:graphicFrameLocks xmlns:a="http://schemas.openxmlformats.org/drawingml/2006/main" noChangeAspect="1"/>
+            </wp:cNvGraphicFramePr>
+            <a:graphic xmlns:a="http://schemas.openxmlformats.org/drawingml/2006/main">
+              <a:graphicData uri="http://schemas.openxmlformats.org/drawingml/2006/picture">
+                <pic:pic xmlns:pic="http://schemas.openxmlformats.org/drawingml/2006/picture">
+                  <pic:nvPicPr>
+                    <pic:cNvPr id="0" name="Picture 20"/>
+                    <pic:cNvPicPr>
+                      <a:picLocks noChangeAspect="1" noChangeArrowheads="1"/>
+                    </pic:cNvPicPr>
+                  </pic:nvPicPr>
+                  <pic:blipFill>
+                    <a:blip r:embed="rId32">
+                      <a:extLst>
+                        <a:ext uri="{28A0092B-C50C-407E-A947-70E740481C1C}">
+                          <a14:useLocalDpi xmlns:a14="http://schemas.microsoft.com/office/drawing/2010/main" val="0"/>
+                        </a:ext>
+                      </a:extLst>
+                    </a:blip>
+                    <a:srcRect/>
+                    <a:stretch>
+                      <a:fillRect/>
+                    </a:stretch>
+                  </pic:blipFill>
+                  <pic:spPr bwMode="auto">
+                    <a:xfrm>
+                      <a:off x="0" y="0"/>
+                      <a:ext cx="5731510" cy="2393950"/>
+                    </a:xfrm>
+                    <a:prstGeom prst="rect">
+                      <a:avLst/>
+                    </a:prstGeom>
+                    <a:noFill/>
+                    <a:ln>
+                      <a:noFill/>
+                    </a:ln>
+                  </pic:spPr>
+                </pic:pic>
+              </a:graphicData>
+            </a:graphic>
+          </wp:inline>
+        </w:drawing>
+      </w:r>
+    </w:p>
+    <w:p>
+      <w:r>
+        <w:t>30)</w:t>
+      </w:r>
+    </w:p>
+    <w:p>
+      <w:r>
+        <w:rPr>
+          <w:noProof/>
+        </w:rPr>
+        <w:drawing>
+          <wp:inline distT="0" distB="0" distL="0" distR="0" wp14:anchorId="5C6AF48C" wp14:editId="03AF2809">
+            <wp:extent cx="5731510" cy="701040"/>
+            <wp:effectExtent l="0" t="0" r="2540" b="3810"/>
+            <wp:docPr id="2060839968" name="Picture 12"/>
+            <wp:cNvGraphicFramePr>
+              <a:graphicFrameLocks xmlns:a="http://schemas.openxmlformats.org/drawingml/2006/main" noChangeAspect="1"/>
+            </wp:cNvGraphicFramePr>
+            <a:graphic xmlns:a="http://schemas.openxmlformats.org/drawingml/2006/main">
+              <a:graphicData uri="http://schemas.openxmlformats.org/drawingml/2006/picture">
+                <pic:pic xmlns:pic="http://schemas.openxmlformats.org/drawingml/2006/picture">
+                  <pic:nvPicPr>
+                    <pic:cNvPr id="0" name="Picture 22"/>
+                    <pic:cNvPicPr>
+                      <a:picLocks noChangeAspect="1" noChangeArrowheads="1"/>
+                    </pic:cNvPicPr>
+                  </pic:nvPicPr>
+                  <pic:blipFill>
+                    <a:blip r:embed="rId33">
+                      <a:extLst>
+                        <a:ext uri="{28A0092B-C50C-407E-A947-70E740481C1C}">
+                          <a14:useLocalDpi xmlns:a14="http://schemas.microsoft.com/office/drawing/2010/main" val="0"/>
+                        </a:ext>
+                      </a:extLst>
+                    </a:blip>
+                    <a:srcRect/>
+                    <a:stretch>
+                      <a:fillRect/>
+                    </a:stretch>
+                  </pic:blipFill>
+                  <pic:spPr bwMode="auto">
+                    <a:xfrm>
+                      <a:off x="0" y="0"/>
+                      <a:ext cx="5731510" cy="701040"/>
+                    </a:xfrm>
+                    <a:prstGeom prst="rect">
+                      <a:avLst/>
+                    </a:prstGeom>
+                    <a:noFill/>
+                    <a:ln>
+                      <a:noFill/>
+                    </a:ln>
+                  </pic:spPr>
+                </pic:pic>
+              </a:graphicData>
+            </a:graphic>
+          </wp:inline>
+        </w:drawing>
+      </w:r>
+    </w:p>
+    <w:p/>
+    <w:p>
+      <w:r>
+        <w:t>31)</w:t>
+      </w:r>
+    </w:p>
+    <w:p>
+      <w:r>
+        <w:rPr>
+          <w:noProof/>
+        </w:rPr>
+        <w:drawing>
+          <wp:inline distT="0" distB="0" distL="0" distR="0" wp14:anchorId="563FD3C9" wp14:editId="0AD6E1DF">
+            <wp:extent cx="5731510" cy="2152015"/>
+            <wp:effectExtent l="0" t="0" r="2540" b="635"/>
+            <wp:docPr id="494955406" name="Picture 1"/>
+            <wp:cNvGraphicFramePr>
+              <a:graphicFrameLocks xmlns:a="http://schemas.openxmlformats.org/drawingml/2006/main" noChangeAspect="1"/>
+            </wp:cNvGraphicFramePr>
+            <a:graphic xmlns:a="http://schemas.openxmlformats.org/drawingml/2006/main">
+              <a:graphicData uri="http://schemas.openxmlformats.org/drawingml/2006/picture">
+                <pic:pic xmlns:pic="http://schemas.openxmlformats.org/drawingml/2006/picture">
+                  <pic:nvPicPr>
+                    <pic:cNvPr id="0" name="Picture 1"/>
+                    <pic:cNvPicPr>
+                      <a:picLocks noChangeAspect="1" noChangeArrowheads="1"/>
+                    </pic:cNvPicPr>
+                  </pic:nvPicPr>
+                  <pic:blipFill>
+                    <a:blip r:embed="rId34" cstate="print">
+                      <a:extLst>
+                        <a:ext uri="{28A0092B-C50C-407E-A947-70E740481C1C}">
+                          <a14:useLocalDpi xmlns:a14="http://schemas.microsoft.com/office/drawing/2010/main" val="0"/>
+                        </a:ext>
+                      </a:extLst>
+                    </a:blip>
+                    <a:srcRect/>
+                    <a:stretch>
+                      <a:fillRect/>
+                    </a:stretch>
+                  </pic:blipFill>
+                  <pic:spPr bwMode="auto">
+                    <a:xfrm>
+                      <a:off x="0" y="0"/>
+                      <a:ext cx="5731510" cy="2152015"/>
+                    </a:xfrm>
+                    <a:prstGeom prst="rect">
+                      <a:avLst/>
+                    </a:prstGeom>
+                    <a:noFill/>
+                    <a:ln>
+                      <a:noFill/>
+                    </a:ln>
+                  </pic:spPr>
+                </pic:pic>
+              </a:graphicData>
+            </a:graphic>
+          </wp:inline>
+        </w:drawing>
+      </w:r>
+    </w:p>
+    <w:p/>
+    <w:p>
+      <w:r>
+        <w:t>32)</w:t>
+      </w:r>
+    </w:p>
+    <w:p>
+      <w:r>
+        <w:rPr>
+          <w:noProof/>
+        </w:rPr>
+        <w:drawing>
+          <wp:inline distT="0" distB="0" distL="0" distR="0" wp14:anchorId="7BB99070" wp14:editId="1DCC4409">
+            <wp:extent cx="5731510" cy="1847215"/>
+            <wp:effectExtent l="0" t="0" r="2540" b="635"/>
+            <wp:docPr id="1323904744" name="Picture 2"/>
+            <wp:cNvGraphicFramePr>
+              <a:graphicFrameLocks xmlns:a="http://schemas.openxmlformats.org/drawingml/2006/main" noChangeAspect="1"/>
+            </wp:cNvGraphicFramePr>
+            <a:graphic xmlns:a="http://schemas.openxmlformats.org/drawingml/2006/main">
+              <a:graphicData uri="http://schemas.openxmlformats.org/drawingml/2006/picture">
+                <pic:pic xmlns:pic="http://schemas.openxmlformats.org/drawingml/2006/picture">
+                  <pic:nvPicPr>
+                    <pic:cNvPr id="0" name="Picture 2"/>
+                    <pic:cNvPicPr>
+                      <a:picLocks noChangeAspect="1" noChangeArrowheads="1"/>
+                    </pic:cNvPicPr>
+                  </pic:nvPicPr>
+                  <pic:blipFill>
+                    <a:blip r:embed="rId35" cstate="print">
+                      <a:extLst>
+                        <a:ext uri="{28A0092B-C50C-407E-A947-70E740481C1C}">
+                          <a14:useLocalDpi xmlns:a14="http://schemas.microsoft.com/office/drawing/2010/main" val="0"/>
+                        </a:ext>
+                      </a:extLst>
+                    </a:blip>
+                    <a:srcRect/>
+                    <a:stretch>
+                      <a:fillRect/>
+                    </a:stretch>
+                  </pic:blipFill>
+                  <pic:spPr bwMode="auto">
+                    <a:xfrm>
+                      <a:off x="0" y="0"/>
+                      <a:ext cx="5731510" cy="1847215"/>
+                    </a:xfrm>
+                    <a:prstGeom prst="rect">
+                      <a:avLst/>
+                    </a:prstGeom>
+                    <a:noFill/>
+                    <a:ln>
+                      <a:noFill/>
+                    </a:ln>
+                  </pic:spPr>
+                </pic:pic>
+              </a:graphicData>
+            </a:graphic>
+          </wp:inline>
+        </w:drawing>
+      </w:r>
+    </w:p>
+    <w:p/>
+    <w:p>
+      <w:r>
+        <w:t>33)</w:t>
+      </w:r>
+    </w:p>
+    <w:p>
+      <w:r>
+        <w:rPr>
+          <w:noProof/>
+        </w:rPr>
+        <w:drawing>
+          <wp:inline distT="0" distB="0" distL="0" distR="0" wp14:anchorId="5B38CC85" wp14:editId="37BE6242">
+            <wp:extent cx="5731510" cy="3115945"/>
+            <wp:effectExtent l="0" t="0" r="2540" b="8255"/>
+            <wp:docPr id="1549024468" name="Picture 3"/>
+            <wp:cNvGraphicFramePr>
+              <a:graphicFrameLocks xmlns:a="http://schemas.openxmlformats.org/drawingml/2006/main" noChangeAspect="1"/>
+            </wp:cNvGraphicFramePr>
+            <a:graphic xmlns:a="http://schemas.openxmlformats.org/drawingml/2006/main">
+              <a:graphicData uri="http://schemas.openxmlformats.org/drawingml/2006/picture">
+                <pic:pic xmlns:pic="http://schemas.openxmlformats.org/drawingml/2006/picture">
+                  <pic:nvPicPr>
+                    <pic:cNvPr id="0" name="Picture 3"/>
+                    <pic:cNvPicPr>
+                      <a:picLocks noChangeAspect="1" noChangeArrowheads="1"/>
+                    </pic:cNvPicPr>
+                  </pic:nvPicPr>
+                  <pic:blipFill>
+                    <a:blip r:embed="rId36" cstate="print">
+                      <a:extLst>
+                        <a:ext uri="{28A0092B-C50C-407E-A947-70E740481C1C}">
+                          <a14:useLocalDpi xmlns:a14="http://schemas.microsoft.com/office/drawing/2010/main" val="0"/>
+                        </a:ext>
+                      </a:extLst>
+                    </a:blip>
+                    <a:srcRect/>
+                    <a:stretch>
+                      <a:fillRect/>
+                    </a:stretch>
+                  </pic:blipFill>
+                  <pic:spPr bwMode="auto">
+                    <a:xfrm>
+                      <a:off x="0" y="0"/>
+                      <a:ext cx="5731510" cy="3115945"/>
+                    </a:xfrm>
+                    <a:prstGeom prst="rect">
+                      <a:avLst/>
+                    </a:prstGeom>
+                    <a:noFill/>
+                    <a:ln>
+                      <a:noFill/>
+                    </a:ln>
+                  </pic:spPr>
+                </pic:pic>
+              </a:graphicData>
+            </a:graphic>
+          </wp:inline>
+        </w:drawing>
+      </w:r>
+    </w:p>
+    <w:p/>
+    <w:p>
+      <w:r>
+        <w:t>34)</w:t>
+      </w:r>
+    </w:p>
+    <w:p>
+      <w:r>
+        <w:rPr>
+          <w:noProof/>
+        </w:rPr>
+        <w:drawing>
+          <wp:inline distT="0" distB="0" distL="0" distR="0" wp14:anchorId="628C7598" wp14:editId="7CD408FF">
+            <wp:extent cx="5731510" cy="4041140"/>
+            <wp:effectExtent l="0" t="0" r="2540" b="0"/>
+            <wp:docPr id="1663313887" name="Picture 1"/>
+            <wp:cNvGraphicFramePr>
+              <a:graphicFrameLocks xmlns:a="http://schemas.openxmlformats.org/drawingml/2006/main" noChangeAspect="1"/>
+            </wp:cNvGraphicFramePr>
+            <a:graphic xmlns:a="http://schemas.openxmlformats.org/drawingml/2006/main">
+              <a:graphicData uri="http://schemas.openxmlformats.org/drawingml/2006/picture">
+                <pic:pic xmlns:pic="http://schemas.openxmlformats.org/drawingml/2006/picture">
+                  <pic:nvPicPr>
+                    <pic:cNvPr id="0" name="Picture 1"/>
+                    <pic:cNvPicPr>
+                      <a:picLocks noChangeAspect="1" noChangeArrowheads="1"/>
+                    </pic:cNvPicPr>
+                  </pic:nvPicPr>
+                  <pic:blipFill>
+                    <a:blip r:embed="rId37">
+                      <a:extLst>
+                        <a:ext uri="{28A0092B-C50C-407E-A947-70E740481C1C}">
+                          <a14:useLocalDpi xmlns:a14="http://schemas.microsoft.com/office/drawing/2010/main" val="0"/>
+                        </a:ext>
+                      </a:extLst>
+                    </a:blip>
+                    <a:srcRect/>
+                    <a:stretch>
+                      <a:fillRect/>
+                    </a:stretch>
+                  </pic:blipFill>
+                  <pic:spPr bwMode="auto">
+                    <a:xfrm>
+                      <a:off x="0" y="0"/>
+                      <a:ext cx="5731510" cy="4041140"/>
+                    </a:xfrm>
+                    <a:prstGeom prst="rect">
+                      <a:avLst/>
+                    </a:prstGeom>
+                    <a:noFill/>
+                    <a:ln>
+                      <a:noFill/>
+                    </a:ln>
+                  </pic:spPr>
+                </pic:pic>
+              </a:graphicData>
+            </a:graphic>
+          </wp:inline>
+        </w:drawing>
+      </w:r>
+    </w:p>
+    <w:p>
+      <w:r>
+        <w:t>35)</w:t>
+      </w:r>
+    </w:p>
+    <w:p>
+      <w:r>
+        <w:rPr>
+          <w:noProof/>
+        </w:rPr>
+        <w:drawing>
+          <wp:inline distT="0" distB="0" distL="0" distR="0" wp14:anchorId="38DF4E5E" wp14:editId="32205E1E">
+            <wp:extent cx="5731510" cy="2136775"/>
+            <wp:effectExtent l="0" t="0" r="2540" b="0"/>
+            <wp:docPr id="1911441332" name="Picture 2"/>
+            <wp:cNvGraphicFramePr>
+              <a:graphicFrameLocks xmlns:a="http://schemas.openxmlformats.org/drawingml/2006/main" noChangeAspect="1"/>
+            </wp:cNvGraphicFramePr>
+            <a:graphic xmlns:a="http://schemas.openxmlformats.org/drawingml/2006/main">
+              <a:graphicData uri="http://schemas.openxmlformats.org/drawingml/2006/picture">
+                <pic:pic xmlns:pic="http://schemas.openxmlformats.org/drawingml/2006/picture">
+                  <pic:nvPicPr>
+                    <pic:cNvPr id="0" name="Picture 2"/>
+                    <pic:cNvPicPr>
+                      <a:picLocks noChangeAspect="1" noChangeArrowheads="1"/>
+                    </pic:cNvPicPr>
+                  </pic:nvPicPr>
+                  <pic:blipFill>
+                    <a:blip r:embed="rId38">
+                      <a:extLst>
+                        <a:ext uri="{28A0092B-C50C-407E-A947-70E740481C1C}">
+                          <a14:useLocalDpi xmlns:a14="http://schemas.microsoft.com/office/drawing/2010/main" val="0"/>
+                        </a:ext>
+                      </a:extLst>
+                    </a:blip>
+                    <a:srcRect/>
+                    <a:stretch>
+                      <a:fillRect/>
+                    </a:stretch>
+                  </pic:blipFill>
+                  <pic:spPr bwMode="auto">
+                    <a:xfrm>
+                      <a:off x="0" y="0"/>
+                      <a:ext cx="5731510" cy="2136775"/>
+                    </a:xfrm>
+                    <a:prstGeom prst="rect">
+                      <a:avLst/>
+                    </a:prstGeom>
+                    <a:noFill/>
+                    <a:ln>
+                      <a:noFill/>
+                    </a:ln>
+                  </pic:spPr>
+                </pic:pic>
+              </a:graphicData>
+            </a:graphic>
+          </wp:inline>
+        </w:drawing>
+      </w:r>
+    </w:p>
+    <w:p/>
+    <w:p>
+      <w:r>
+        <w:t>36)</w:t>
+      </w:r>
+    </w:p>
+    <w:p>
+      <w:r>
+        <w:rPr>
+          <w:noProof/>
+        </w:rPr>
+        <w:drawing>
+          <wp:inline distT="0" distB="0" distL="0" distR="0" wp14:anchorId="4BC31D14" wp14:editId="5AF0890D">
+            <wp:extent cx="5731510" cy="2890520"/>
+            <wp:effectExtent l="0" t="0" r="2540" b="5080"/>
+            <wp:docPr id="1782740482" name="Picture 3"/>
+            <wp:cNvGraphicFramePr>
+              <a:graphicFrameLocks xmlns:a="http://schemas.openxmlformats.org/drawingml/2006/main" noChangeAspect="1"/>
+            </wp:cNvGraphicFramePr>
+            <a:graphic xmlns:a="http://schemas.openxmlformats.org/drawingml/2006/main">
+              <a:graphicData uri="http://schemas.openxmlformats.org/drawingml/2006/picture">
+                <pic:pic xmlns:pic="http://schemas.openxmlformats.org/drawingml/2006/picture">
+                  <pic:nvPicPr>
+                    <pic:cNvPr id="0" name="Picture 4"/>
+                    <pic:cNvPicPr>
+                      <a:picLocks noChangeAspect="1" noChangeArrowheads="1"/>
+                    </pic:cNvPicPr>
+                  </pic:nvPicPr>
+                  <pic:blipFill>
+                    <a:blip r:embed="rId39">
+                      <a:extLst>
+                        <a:ext uri="{28A0092B-C50C-407E-A947-70E740481C1C}">
+                          <a14:useLocalDpi xmlns:a14="http://schemas.microsoft.com/office/drawing/2010/main" val="0"/>
+                        </a:ext>
+                      </a:extLst>
+                    </a:blip>
+                    <a:srcRect/>
+                    <a:stretch>
+                      <a:fillRect/>
+                    </a:stretch>
+                  </pic:blipFill>
+                  <pic:spPr bwMode="auto">
+                    <a:xfrm>
+                      <a:off x="0" y="0"/>
+                      <a:ext cx="5731510" cy="2890520"/>
+                    </a:xfrm>
+                    <a:prstGeom prst="rect">
+                      <a:avLst/>
+                    </a:prstGeom>
+                    <a:noFill/>
+                    <a:ln>
+                      <a:noFill/>
+                    </a:ln>
+                  </pic:spPr>
+                </pic:pic>
+              </a:graphicData>
+            </a:graphic>
+          </wp:inline>
+        </w:drawing>
+      </w:r>
+    </w:p>
+    <w:p/>
+    <w:p>
+      <w:r>
+        <w:t>37)</w:t>
+      </w:r>
+    </w:p>
+    <w:p>
+      <w:r>
+        <w:rPr>
+          <w:noProof/>
+        </w:rPr>
+        <w:drawing>
+          <wp:inline distT="0" distB="0" distL="0" distR="0" wp14:anchorId="5969AF35" wp14:editId="56B55868">
+            <wp:extent cx="3695700" cy="1047750"/>
+            <wp:effectExtent l="0" t="0" r="0" b="0"/>
+            <wp:docPr id="1137537747" name="Picture 4"/>
+            <wp:cNvGraphicFramePr>
+              <a:graphicFrameLocks xmlns:a="http://schemas.openxmlformats.org/drawingml/2006/main" noChangeAspect="1"/>
+            </wp:cNvGraphicFramePr>
+            <a:graphic xmlns:a="http://schemas.openxmlformats.org/drawingml/2006/main">
+              <a:graphicData uri="http://schemas.openxmlformats.org/drawingml/2006/picture">
+                <pic:pic xmlns:pic="http://schemas.openxmlformats.org/drawingml/2006/picture">
+                  <pic:nvPicPr>
+                    <pic:cNvPr id="0" name="Picture 6"/>
+                    <pic:cNvPicPr>
+                      <a:picLocks noChangeAspect="1" noChangeArrowheads="1"/>
+                    </pic:cNvPicPr>
+                  </pic:nvPicPr>
+                  <pic:blipFill>
+                    <a:blip r:embed="rId40">
+                      <a:extLst>
+                        <a:ext uri="{28A0092B-C50C-407E-A947-70E740481C1C}">
+                          <a14:useLocalDpi xmlns:a14="http://schemas.microsoft.com/office/drawing/2010/main" val="0"/>
+                        </a:ext>
+                      </a:extLst>
+                    </a:blip>
+                    <a:srcRect/>
+                    <a:stretch>
+                      <a:fillRect/>
+                    </a:stretch>
+                  </pic:blipFill>
+                  <pic:spPr bwMode="auto">
+                    <a:xfrm>
+                      <a:off x="0" y="0"/>
+                      <a:ext cx="3695700" cy="1047750"/>
+                    </a:xfrm>
+                    <a:prstGeom prst="rect">
+                      <a:avLst/>
+                    </a:prstGeom>
+                    <a:noFill/>
+                    <a:ln>
+                      <a:noFill/>
+                    </a:ln>
+                  </pic:spPr>
+                </pic:pic>
+              </a:graphicData>
+            </a:graphic>
+          </wp:inline>
+        </w:drawing>
+      </w:r>
+    </w:p>
+    <w:p/>
+    <w:p>
+      <w:r>
+        <w:t>38)</w:t>
+      </w:r>
+    </w:p>
+    <w:p>
+      <w:r>
+        <w:rPr>
+          <w:noProof/>
+        </w:rPr>
+        <w:drawing>
+          <wp:inline distT="0" distB="0" distL="0" distR="0" wp14:anchorId="250EC1CD" wp14:editId="7AE3E34C">
+            <wp:extent cx="5010150" cy="1295400"/>
+            <wp:effectExtent l="0" t="0" r="0" b="0"/>
+            <wp:docPr id="491946293" name="Picture 5"/>
+            <wp:cNvGraphicFramePr>
+              <a:graphicFrameLocks xmlns:a="http://schemas.openxmlformats.org/drawingml/2006/main" noChangeAspect="1"/>
+            </wp:cNvGraphicFramePr>
+            <a:graphic xmlns:a="http://schemas.openxmlformats.org/drawingml/2006/main">
+              <a:graphicData uri="http://schemas.openxmlformats.org/drawingml/2006/picture">
+                <pic:pic xmlns:pic="http://schemas.openxmlformats.org/drawingml/2006/picture">
+                  <pic:nvPicPr>
+                    <pic:cNvPr id="0" name="Picture 8"/>
+                    <pic:cNvPicPr>
+                      <a:picLocks noChangeAspect="1" noChangeArrowheads="1"/>
+                    </pic:cNvPicPr>
+                  </pic:nvPicPr>
+                  <pic:blipFill>
+                    <a:blip r:embed="rId41">
+                      <a:extLst>
+                        <a:ext uri="{28A0092B-C50C-407E-A947-70E740481C1C}">
+                          <a14:useLocalDpi xmlns:a14="http://schemas.microsoft.com/office/drawing/2010/main" val="0"/>
+                        </a:ext>
+                      </a:extLst>
+                    </a:blip>
+                    <a:srcRect/>
+                    <a:stretch>
+                      <a:fillRect/>
+                    </a:stretch>
+                  </pic:blipFill>
+                  <pic:spPr bwMode="auto">
+                    <a:xfrm>
+                      <a:off x="0" y="0"/>
+                      <a:ext cx="5010150" cy="1295400"/>
+                    </a:xfrm>
+                    <a:prstGeom prst="rect">
+                      <a:avLst/>
+                    </a:prstGeom>
+                    <a:noFill/>
+                    <a:ln>
+                      <a:noFill/>
+                    </a:ln>
+                  </pic:spPr>
+                </pic:pic>
+              </a:graphicData>
+            </a:graphic>
+          </wp:inline>
+        </w:drawing>
+      </w:r>
+    </w:p>
+    <w:p/>
+    <w:p>
+      <w:r>
+        <w:t>39)</w:t>
+      </w:r>
+    </w:p>
+    <w:p>
+      <w:r>
+        <w:rPr>
+          <w:noProof/>
+        </w:rPr>
+        <w:drawing>
+          <wp:inline distT="0" distB="0" distL="0" distR="0" wp14:anchorId="0D0B4D23" wp14:editId="0571EA9A">
+            <wp:extent cx="4705350" cy="1847850"/>
+            <wp:effectExtent l="0" t="0" r="0" b="0"/>
+            <wp:docPr id="164703611" name="Picture 6"/>
+            <wp:cNvGraphicFramePr>
+              <a:graphicFrameLocks xmlns:a="http://schemas.openxmlformats.org/drawingml/2006/main" noChangeAspect="1"/>
+            </wp:cNvGraphicFramePr>
+            <a:graphic xmlns:a="http://schemas.openxmlformats.org/drawingml/2006/main">
+              <a:graphicData uri="http://schemas.openxmlformats.org/drawingml/2006/picture">
+                <pic:pic xmlns:pic="http://schemas.openxmlformats.org/drawingml/2006/picture">
+                  <pic:nvPicPr>
+                    <pic:cNvPr id="0" name="Picture 10"/>
+                    <pic:cNvPicPr>
+                      <a:picLocks noChangeAspect="1" noChangeArrowheads="1"/>
+                    </pic:cNvPicPr>
+                  </pic:nvPicPr>
+                  <pic:blipFill>
+                    <a:blip r:embed="rId42">
+                      <a:extLst>
+                        <a:ext uri="{28A0092B-C50C-407E-A947-70E740481C1C}">
+                          <a14:useLocalDpi xmlns:a14="http://schemas.microsoft.com/office/drawing/2010/main" val="0"/>
+                        </a:ext>
+                      </a:extLst>
+                    </a:blip>
+                    <a:srcRect/>
+                    <a:stretch>
+                      <a:fillRect/>
+                    </a:stretch>
+                  </pic:blipFill>
+                  <pic:spPr bwMode="auto">
+                    <a:xfrm>
+                      <a:off x="0" y="0"/>
+                      <a:ext cx="4705350" cy="1847850"/>
+                    </a:xfrm>
+                    <a:prstGeom prst="rect">
+                      <a:avLst/>
+                    </a:prstGeom>
+                    <a:noFill/>
+                    <a:ln>
+                      <a:noFill/>
+                    </a:ln>
+                  </pic:spPr>
+                </pic:pic>
+              </a:graphicData>
+            </a:graphic>
+          </wp:inline>
+        </w:drawing>
+      </w:r>
+    </w:p>
+    <w:p/>
+    <w:p>
+      <w:r>
+        <w:t>40)</w:t>
+      </w:r>
+    </w:p>
+    <w:p>
+      <w:r>
+        <w:rPr>
+          <w:noProof/>
+        </w:rPr>
+        <w:drawing>
+          <wp:inline distT="0" distB="0" distL="0" distR="0" wp14:anchorId="2A34DBA7" wp14:editId="50804A51">
+            <wp:extent cx="5486400" cy="2609850"/>
+            <wp:effectExtent l="0" t="0" r="0" b="0"/>
+            <wp:docPr id="454418182" name="Picture 7"/>
+            <wp:cNvGraphicFramePr>
+              <a:graphicFrameLocks xmlns:a="http://schemas.openxmlformats.org/drawingml/2006/main" noChangeAspect="1"/>
+            </wp:cNvGraphicFramePr>
+            <a:graphic xmlns:a="http://schemas.openxmlformats.org/drawingml/2006/main">
+              <a:graphicData uri="http://schemas.openxmlformats.org/drawingml/2006/picture">
+                <pic:pic xmlns:pic="http://schemas.openxmlformats.org/drawingml/2006/picture">
+                  <pic:nvPicPr>
+                    <pic:cNvPr id="0" name="Picture 12"/>
+                    <pic:cNvPicPr>
+                      <a:picLocks noChangeAspect="1" noChangeArrowheads="1"/>
+                    </pic:cNvPicPr>
+                  </pic:nvPicPr>
+                  <pic:blipFill>
+                    <a:blip r:embed="rId43">
+                      <a:extLst>
+                        <a:ext uri="{28A0092B-C50C-407E-A947-70E740481C1C}">
+                          <a14:useLocalDpi xmlns:a14="http://schemas.microsoft.com/office/drawing/2010/main" val="0"/>
+                        </a:ext>
+                      </a:extLst>
+                    </a:blip>
+                    <a:srcRect/>
+                    <a:stretch>
+                      <a:fillRect/>
+                    </a:stretch>
+                  </pic:blipFill>
+                  <pic:spPr bwMode="auto">
+                    <a:xfrm>
+                      <a:off x="0" y="0"/>
+                      <a:ext cx="5486400" cy="2609850"/>
+                    </a:xfrm>
+                    <a:prstGeom prst="rect">
+                      <a:avLst/>
+                    </a:prstGeom>
+                    <a:noFill/>
+                    <a:ln>
+                      <a:noFill/>
+                    </a:ln>
+                  </pic:spPr>
+                </pic:pic>
+              </a:graphicData>
+            </a:graphic>
+          </wp:inline>
+        </w:drawing>
+      </w:r>
+    </w:p>
+    <w:p>
+      <w:r>
+        <w:t>41)</w:t>
+      </w:r>
+    </w:p>
+    <w:p>
+      <w:r>
+        <w:rPr>
+          <w:noProof/>
+        </w:rPr>
+        <w:drawing>
+          <wp:inline distT="0" distB="0" distL="0" distR="0" wp14:anchorId="30F6E35F" wp14:editId="13BA5F45">
+            <wp:extent cx="5731510" cy="2320290"/>
+            <wp:effectExtent l="0" t="0" r="2540" b="3810"/>
+            <wp:docPr id="120724931" name="Picture 8"/>
+            <wp:cNvGraphicFramePr>
+              <a:graphicFrameLocks xmlns:a="http://schemas.openxmlformats.org/drawingml/2006/main" noChangeAspect="1"/>
+            </wp:cNvGraphicFramePr>
+            <a:graphic xmlns:a="http://schemas.openxmlformats.org/drawingml/2006/main">
+              <a:graphicData uri="http://schemas.openxmlformats.org/drawingml/2006/picture">
+                <pic:pic xmlns:pic="http://schemas.openxmlformats.org/drawingml/2006/picture">
+                  <pic:nvPicPr>
+                    <pic:cNvPr id="0" name="Picture 14"/>
+                    <pic:cNvPicPr>
+                      <a:picLocks noChangeAspect="1" noChangeArrowheads="1"/>
+                    </pic:cNvPicPr>
+                  </pic:nvPicPr>
+                  <pic:blipFill>
+                    <a:blip r:embed="rId44">
+                      <a:extLst>
+                        <a:ext uri="{28A0092B-C50C-407E-A947-70E740481C1C}">
+                          <a14:useLocalDpi xmlns:a14="http://schemas.microsoft.com/office/drawing/2010/main" val="0"/>
+                        </a:ext>
+                      </a:extLst>
+                    </a:blip>
+                    <a:srcRect/>
+                    <a:stretch>
+                      <a:fillRect/>
+                    </a:stretch>
+                  </pic:blipFill>
+                  <pic:spPr bwMode="auto">
+                    <a:xfrm>
+                      <a:off x="0" y="0"/>
+                      <a:ext cx="5731510" cy="2320290"/>
+                    </a:xfrm>
+                    <a:prstGeom prst="rect">
+                      <a:avLst/>
+                    </a:prstGeom>
+                    <a:noFill/>
+                    <a:ln>
+                      <a:noFill/>
+                    </a:ln>
+                  </pic:spPr>
+                </pic:pic>
+              </a:graphicData>
+            </a:graphic>
+          </wp:inline>
+        </w:drawing>
+      </w:r>
+    </w:p>
+    <w:p>
+      <w:r>
+        <w:t>42)</w:t>
+      </w:r>
+    </w:p>
+    <w:p>
+      <w:r>
+        <w:rPr>
+          <w:noProof/>
+        </w:rPr>
+        <w:drawing>
+          <wp:inline distT="0" distB="0" distL="0" distR="0" wp14:anchorId="068A5FAD" wp14:editId="13B981AA">
+            <wp:extent cx="5731510" cy="4142740"/>
+            <wp:effectExtent l="0" t="0" r="2540" b="0"/>
+            <wp:docPr id="1288097222" name="Picture 18"/>
+            <wp:cNvGraphicFramePr>
+              <a:graphicFrameLocks xmlns:a="http://schemas.openxmlformats.org/drawingml/2006/main" noChangeAspect="1"/>
+            </wp:cNvGraphicFramePr>
+            <a:graphic xmlns:a="http://schemas.openxmlformats.org/drawingml/2006/main">
+              <a:graphicData uri="http://schemas.openxmlformats.org/drawingml/2006/picture">
+                <pic:pic xmlns:pic="http://schemas.openxmlformats.org/drawingml/2006/picture">
+                  <pic:nvPicPr>
+                    <pic:cNvPr id="0" name="Picture 30"/>
+                    <pic:cNvPicPr>
+                      <a:picLocks noChangeAspect="1" noChangeArrowheads="1"/>
+                    </pic:cNvPicPr>
+                  </pic:nvPicPr>
+                  <pic:blipFill>
+                    <a:blip r:embed="rId45">
+                      <a:extLst>
+                        <a:ext uri="{28A0092B-C50C-407E-A947-70E740481C1C}">
+                          <a14:useLocalDpi xmlns:a14="http://schemas.microsoft.com/office/drawing/2010/main" val="0"/>
+                        </a:ext>
+                      </a:extLst>
+                    </a:blip>
+                    <a:srcRect/>
+                    <a:stretch>
+                      <a:fillRect/>
+                    </a:stretch>
+                  </pic:blipFill>
+                  <pic:spPr bwMode="auto">
+                    <a:xfrm>
+                      <a:off x="0" y="0"/>
+                      <a:ext cx="5731510" cy="4142740"/>
+                    </a:xfrm>
+                    <a:prstGeom prst="rect">
+                      <a:avLst/>
+                    </a:prstGeom>
+                    <a:noFill/>
+                    <a:ln>
+                      <a:noFill/>
+                    </a:ln>
+                  </pic:spPr>
+                </pic:pic>
+              </a:graphicData>
+            </a:graphic>
+          </wp:inline>
+        </w:drawing>
+      </w:r>
+    </w:p>
+    <w:p>
+      <w:r>
+        <w:t>43)</w:t>
+      </w:r>
+    </w:p>
+    <w:p>
+      <w:r>
+        <w:rPr>
+          <w:noProof/>
+        </w:rPr>
+        <w:drawing>
+          <wp:inline distT="0" distB="0" distL="0" distR="0" wp14:anchorId="7BCC52E4" wp14:editId="7F909B0D">
+            <wp:extent cx="5731510" cy="2075180"/>
+            <wp:effectExtent l="0" t="0" r="2540" b="1270"/>
+            <wp:docPr id="729225975" name="Picture 9"/>
+            <wp:cNvGraphicFramePr>
+              <a:graphicFrameLocks xmlns:a="http://schemas.openxmlformats.org/drawingml/2006/main" noChangeAspect="1"/>
+            </wp:cNvGraphicFramePr>
+            <a:graphic xmlns:a="http://schemas.openxmlformats.org/drawingml/2006/main">
+              <a:graphicData uri="http://schemas.openxmlformats.org/drawingml/2006/picture">
+                <pic:pic xmlns:pic="http://schemas.openxmlformats.org/drawingml/2006/picture">
+                  <pic:nvPicPr>
+                    <pic:cNvPr id="0" name="Picture 16"/>
+                    <pic:cNvPicPr>
+                      <a:picLocks noChangeAspect="1" noChangeArrowheads="1"/>
+                    </pic:cNvPicPr>
+                  </pic:nvPicPr>
+                  <pic:blipFill>
+                    <a:blip r:embed="rId46">
+                      <a:extLst>
+                        <a:ext uri="{28A0092B-C50C-407E-A947-70E740481C1C}">
+                          <a14:useLocalDpi xmlns:a14="http://schemas.microsoft.com/office/drawing/2010/main" val="0"/>
+                        </a:ext>
+                      </a:extLst>
+                    </a:blip>
+                    <a:srcRect/>
+                    <a:stretch>
+                      <a:fillRect/>
+                    </a:stretch>
+                  </pic:blipFill>
+                  <pic:spPr bwMode="auto">
+                    <a:xfrm>
+                      <a:off x="0" y="0"/>
+                      <a:ext cx="5731510" cy="2075180"/>
+                    </a:xfrm>
+                    <a:prstGeom prst="rect">
+                      <a:avLst/>
+                    </a:prstGeom>
+                    <a:noFill/>
+                    <a:ln>
+                      <a:noFill/>
+                    </a:ln>
+                  </pic:spPr>
+                </pic:pic>
+              </a:graphicData>
+            </a:graphic>
+          </wp:inline>
+        </w:drawing>
+      </w:r>
+    </w:p>
+    <w:p>
+      <w:r>
+        <w:t>44)</w:t>
+      </w:r>
+    </w:p>
+    <w:p>
+      <w:r>
+        <w:rPr>
+          <w:noProof/>
+        </w:rPr>
+        <w:drawing>
+          <wp:inline distT="0" distB="0" distL="0" distR="0" wp14:anchorId="1EC6594F" wp14:editId="0CACC1D0">
+            <wp:extent cx="5731510" cy="2437765"/>
+            <wp:effectExtent l="0" t="0" r="2540" b="635"/>
+            <wp:docPr id="1298980074" name="Picture 10"/>
+            <wp:cNvGraphicFramePr>
+              <a:graphicFrameLocks xmlns:a="http://schemas.openxmlformats.org/drawingml/2006/main" noChangeAspect="1"/>
+            </wp:cNvGraphicFramePr>
+            <a:graphic xmlns:a="http://schemas.openxmlformats.org/drawingml/2006/main">
+              <a:graphicData uri="http://schemas.openxmlformats.org/drawingml/2006/picture">
+                <pic:pic xmlns:pic="http://schemas.openxmlformats.org/drawingml/2006/picture">
+                  <pic:nvPicPr>
+                    <pic:cNvPr id="0" name="Picture 18"/>
+                    <pic:cNvPicPr>
+                      <a:picLocks noChangeAspect="1" noChangeArrowheads="1"/>
+                    </pic:cNvPicPr>
+                  </pic:nvPicPr>
+                  <pic:blipFill>
+                    <a:blip r:embed="rId47">
+                      <a:extLst>
+                        <a:ext uri="{28A0092B-C50C-407E-A947-70E740481C1C}">
+                          <a14:useLocalDpi xmlns:a14="http://schemas.microsoft.com/office/drawing/2010/main" val="0"/>
+                        </a:ext>
+                      </a:extLst>
+                    </a:blip>
+                    <a:srcRect/>
+                    <a:stretch>
+                      <a:fillRect/>
+                    </a:stretch>
+                  </pic:blipFill>
+                  <pic:spPr bwMode="auto">
+                    <a:xfrm>
+                      <a:off x="0" y="0"/>
+                      <a:ext cx="5731510" cy="2437765"/>
+                    </a:xfrm>
+                    <a:prstGeom prst="rect">
+                      <a:avLst/>
+                    </a:prstGeom>
+                    <a:noFill/>
+                    <a:ln>
+                      <a:noFill/>
+                    </a:ln>
+                  </pic:spPr>
+                </pic:pic>
+              </a:graphicData>
+            </a:graphic>
+          </wp:inline>
+        </w:drawing>
+      </w:r>
+    </w:p>
+    <w:p>
+      <w:r>
+        <w:t>45)</w:t>
+      </w:r>
+    </w:p>
+    <w:p>
+      <w:r>
+        <w:rPr>
+          <w:noProof/>
+        </w:rPr>
+        <w:drawing>
+          <wp:inline distT="0" distB="0" distL="0" distR="0" wp14:anchorId="21E26AFA" wp14:editId="6CB6B959">
+            <wp:extent cx="5731510" cy="2865755"/>
+            <wp:effectExtent l="0" t="0" r="2540" b="0"/>
+            <wp:docPr id="577682361" name="Picture 1"/>
+            <wp:cNvGraphicFramePr>
+              <a:graphicFrameLocks xmlns:a="http://schemas.openxmlformats.org/drawingml/2006/main" noChangeAspect="1"/>
+            </wp:cNvGraphicFramePr>
+            <a:graphic xmlns:a="http://schemas.openxmlformats.org/drawingml/2006/main">
+              <a:graphicData uri="http://schemas.openxmlformats.org/drawingml/2006/picture">
+                <pic:pic xmlns:pic="http://schemas.openxmlformats.org/drawingml/2006/picture">
+                  <pic:nvPicPr>
+                    <pic:cNvPr id="0" name="Picture 1"/>
+                    <pic:cNvPicPr>
+                      <a:picLocks noChangeAspect="1" noChangeArrowheads="1"/>
+                    </pic:cNvPicPr>
+                  </pic:nvPicPr>
+                  <pic:blipFill>
+                    <a:blip r:embed="rId48">
+                      <a:extLst>
+                        <a:ext uri="{28A0092B-C50C-407E-A947-70E740481C1C}">
+                          <a14:useLocalDpi xmlns:a14="http://schemas.microsoft.com/office/drawing/2010/main" val="0"/>
+                        </a:ext>
+                      </a:extLst>
+                    </a:blip>
+                    <a:srcRect/>
+                    <a:stretch>
+                      <a:fillRect/>
+                    </a:stretch>
+                  </pic:blipFill>
+                  <pic:spPr bwMode="auto">
+                    <a:xfrm>
+                      <a:off x="0" y="0"/>
+                      <a:ext cx="5731510" cy="2865755"/>
+                    </a:xfrm>
+                    <a:prstGeom prst="rect">
+                      <a:avLst/>
+                    </a:prstGeom>
+                    <a:noFill/>
+                    <a:ln>
+                      <a:noFill/>
+                    </a:ln>
+                  </pic:spPr>
+                </pic:pic>
+              </a:graphicData>
+            </a:graphic>
+          </wp:inline>
+        </w:drawing>
+      </w:r>
+    </w:p>
+    <w:p>
+      <w:r>
+        <w:t>46)</w:t>
+      </w:r>
+    </w:p>
+    <w:p>
+      <w:r>
+        <w:rPr>
+          <w:noProof/>
+        </w:rPr>
+        <w:drawing>
+          <wp:inline distT="0" distB="0" distL="0" distR="0" wp14:anchorId="42BED37A" wp14:editId="64C80078">
+            <wp:extent cx="5731510" cy="3407410"/>
+            <wp:effectExtent l="0" t="0" r="2540" b="2540"/>
+            <wp:docPr id="1116995331" name="Picture 2"/>
+            <wp:cNvGraphicFramePr>
+              <a:graphicFrameLocks xmlns:a="http://schemas.openxmlformats.org/drawingml/2006/main" noChangeAspect="1"/>
+            </wp:cNvGraphicFramePr>
+            <a:graphic xmlns:a="http://schemas.openxmlformats.org/drawingml/2006/main">
+              <a:graphicData uri="http://schemas.openxmlformats.org/drawingml/2006/picture">
+                <pic:pic xmlns:pic="http://schemas.openxmlformats.org/drawingml/2006/picture">
+                  <pic:nvPicPr>
+                    <pic:cNvPr id="0" name="Picture 2"/>
+                    <pic:cNvPicPr>
+                      <a:picLocks noChangeAspect="1" noChangeArrowheads="1"/>
+                    </pic:cNvPicPr>
+                  </pic:nvPicPr>
+                  <pic:blipFill>
+                    <a:blip r:embed="rId49">
+                      <a:extLst>
+                        <a:ext uri="{28A0092B-C50C-407E-A947-70E740481C1C}">
+                          <a14:useLocalDpi xmlns:a14="http://schemas.microsoft.com/office/drawing/2010/main" val="0"/>
+                        </a:ext>
+                      </a:extLst>
+                    </a:blip>
+                    <a:srcRect/>
+                    <a:stretch>
+                      <a:fillRect/>
+                    </a:stretch>
+                  </pic:blipFill>
+                  <pic:spPr bwMode="auto">
+                    <a:xfrm>
+                      <a:off x="0" y="0"/>
+                      <a:ext cx="5731510" cy="3407410"/>
+                    </a:xfrm>
+                    <a:prstGeom prst="rect">
+                      <a:avLst/>
+                    </a:prstGeom>
+                    <a:noFill/>
+                    <a:ln>
+                      <a:noFill/>
+                    </a:ln>
+                  </pic:spPr>
+                </pic:pic>
+              </a:graphicData>
+            </a:graphic>
+          </wp:inline>
+        </w:drawing>
+      </w:r>
+    </w:p>
+    <w:p>
+      <w:r>
+        <w:t>47)</w:t>
+      </w:r>
+    </w:p>
+    <w:p>
+      <w:r>
+        <w:rPr>
+          <w:noProof/>
+        </w:rPr>
+        <w:drawing>
+          <wp:inline distT="0" distB="0" distL="0" distR="0" wp14:anchorId="0A4A62FF" wp14:editId="3B80CDA5">
+            <wp:extent cx="4914900" cy="3467100"/>
+            <wp:effectExtent l="0" t="0" r="0" b="0"/>
+            <wp:docPr id="739078875" name="Picture 3"/>
+            <wp:cNvGraphicFramePr>
+              <a:graphicFrameLocks xmlns:a="http://schemas.openxmlformats.org/drawingml/2006/main" noChangeAspect="1"/>
+            </wp:cNvGraphicFramePr>
+            <a:graphic xmlns:a="http://schemas.openxmlformats.org/drawingml/2006/main">
+              <a:graphicData uri="http://schemas.openxmlformats.org/drawingml/2006/picture">
+                <pic:pic xmlns:pic="http://schemas.openxmlformats.org/drawingml/2006/picture">
+                  <pic:nvPicPr>
+                    <pic:cNvPr id="0" name="Picture 3"/>
+                    <pic:cNvPicPr>
+                      <a:picLocks noChangeAspect="1" noChangeArrowheads="1"/>
+                    </pic:cNvPicPr>
+                  </pic:nvPicPr>
+                  <pic:blipFill>
+                    <a:blip r:embed="rId50">
+                      <a:extLst>
+                        <a:ext uri="{28A0092B-C50C-407E-A947-70E740481C1C}">
+                          <a14:useLocalDpi xmlns:a14="http://schemas.microsoft.com/office/drawing/2010/main" val="0"/>
+                        </a:ext>
+                      </a:extLst>
+                    </a:blip>
+                    <a:srcRect/>
+                    <a:stretch>
+                      <a:fillRect/>
+                    </a:stretch>
+                  </pic:blipFill>
+                  <pic:spPr bwMode="auto">
+                    <a:xfrm>
+                      <a:off x="0" y="0"/>
+                      <a:ext cx="4914900" cy="3467100"/>
+                    </a:xfrm>
+                    <a:prstGeom prst="rect">
+                      <a:avLst/>
+                    </a:prstGeom>
+                    <a:noFill/>
+                    <a:ln>
+                      <a:noFill/>
+                    </a:ln>
+                  </pic:spPr>
+                </pic:pic>
+              </a:graphicData>
+            </a:graphic>
+          </wp:inline>
+        </w:drawing>
+      </w:r>
+    </w:p>
+    <w:p/>
+    <w:p>
+      <w:r>
+        <w:t>48)</w:t>
+      </w:r>
+    </w:p>
+    <w:p>
+      <w:r>
+        <w:rPr>
+          <w:noProof/>
+        </w:rPr>
+        <w:drawing>
+          <wp:inline distT="0" distB="0" distL="0" distR="0" wp14:anchorId="0F30ADDD" wp14:editId="68187EAD">
+            <wp:extent cx="5731510" cy="2012950"/>
+            <wp:effectExtent l="0" t="0" r="2540" b="6350"/>
+            <wp:docPr id="1754901003" name="Picture 4"/>
+            <wp:cNvGraphicFramePr>
+              <a:graphicFrameLocks xmlns:a="http://schemas.openxmlformats.org/drawingml/2006/main" noChangeAspect="1"/>
+            </wp:cNvGraphicFramePr>
+            <a:graphic xmlns:a="http://schemas.openxmlformats.org/drawingml/2006/main">
+              <a:graphicData uri="http://schemas.openxmlformats.org/drawingml/2006/picture">
+                <pic:pic xmlns:pic="http://schemas.openxmlformats.org/drawingml/2006/picture">
+                  <pic:nvPicPr>
+                    <pic:cNvPr id="0" name="Picture 4"/>
+                    <pic:cNvPicPr>
+                      <a:picLocks noChangeAspect="1" noChangeArrowheads="1"/>
+                    </pic:cNvPicPr>
+                  </pic:nvPicPr>
+                  <pic:blipFill>
+                    <a:blip r:embed="rId51">
+                      <a:extLst>
+                        <a:ext uri="{28A0092B-C50C-407E-A947-70E740481C1C}">
+                          <a14:useLocalDpi xmlns:a14="http://schemas.microsoft.com/office/drawing/2010/main" val="0"/>
+                        </a:ext>
+                      </a:extLst>
+                    </a:blip>
+                    <a:srcRect/>
+                    <a:stretch>
+                      <a:fillRect/>
+                    </a:stretch>
+                  </pic:blipFill>
+                  <pic:spPr bwMode="auto">
+                    <a:xfrm>
+                      <a:off x="0" y="0"/>
+                      <a:ext cx="5731510" cy="2012950"/>
+                    </a:xfrm>
+                    <a:prstGeom prst="rect">
+                      <a:avLst/>
+                    </a:prstGeom>
+                    <a:noFill/>
+                    <a:ln>
+                      <a:noFill/>
+                    </a:ln>
+                  </pic:spPr>
+                </pic:pic>
+              </a:graphicData>
+            </a:graphic>
+          </wp:inline>
+        </w:drawing>
+      </w:r>
+    </w:p>
+    <w:p/>
+    <w:p>
+      <w:r>
+        <w:t>49)</w:t>
+      </w:r>
+    </w:p>
+    <w:p>
+      <w:r>
+        <w:rPr>
+          <w:noProof/>
+        </w:rPr>
+        <w:drawing>
+          <wp:inline distT="0" distB="0" distL="0" distR="0" wp14:anchorId="5C4AEAEF" wp14:editId="14E8BE00">
+            <wp:extent cx="4076700" cy="1123950"/>
+            <wp:effectExtent l="0" t="0" r="0" b="0"/>
+            <wp:docPr id="1154084854" name="Picture 7"/>
+            <wp:cNvGraphicFramePr>
+              <a:graphicFrameLocks xmlns:a="http://schemas.openxmlformats.org/drawingml/2006/main" noChangeAspect="1"/>
+            </wp:cNvGraphicFramePr>
+            <a:graphic xmlns:a="http://schemas.openxmlformats.org/drawingml/2006/main">
+              <a:graphicData uri="http://schemas.openxmlformats.org/drawingml/2006/picture">
+                <pic:pic xmlns:pic="http://schemas.openxmlformats.org/drawingml/2006/picture">
+                  <pic:nvPicPr>
+                    <pic:cNvPr id="0" name="Picture 8"/>
+                    <pic:cNvPicPr>
+                      <a:picLocks noChangeAspect="1" noChangeArrowheads="1"/>
+                    </pic:cNvPicPr>
+                  </pic:nvPicPr>
+                  <pic:blipFill>
+                    <a:blip r:embed="rId52">
+                      <a:extLst>
+                        <a:ext uri="{28A0092B-C50C-407E-A947-70E740481C1C}">
+                          <a14:useLocalDpi xmlns:a14="http://schemas.microsoft.com/office/drawing/2010/main" val="0"/>
+                        </a:ext>
+                      </a:extLst>
+                    </a:blip>
+                    <a:srcRect/>
+                    <a:stretch>
+                      <a:fillRect/>
+                    </a:stretch>
+                  </pic:blipFill>
+                  <pic:spPr bwMode="auto">
+                    <a:xfrm>
+                      <a:off x="0" y="0"/>
+                      <a:ext cx="4076700" cy="1123950"/>
+                    </a:xfrm>
+                    <a:prstGeom prst="rect">
+                      <a:avLst/>
+                    </a:prstGeom>
+                    <a:noFill/>
+                    <a:ln>
+                      <a:noFill/>
+                    </a:ln>
+                  </pic:spPr>
+                </pic:pic>
+              </a:graphicData>
+            </a:graphic>
+          </wp:inline>
+        </w:drawing>
+      </w:r>
+    </w:p>
+    <w:p/>
+    <w:p>
+      <w:r>
+        <w:t>50)</w:t>
+      </w:r>
+    </w:p>
+    <w:p/>
+    <w:p>
+      <w:r>
+        <w:rPr>
+          <w:noProof/>
+        </w:rPr>
+        <w:drawing>
+          <wp:inline distT="0" distB="0" distL="0" distR="0" wp14:anchorId="56C7EEDB" wp14:editId="4F233C85">
+            <wp:extent cx="5372100" cy="3981450"/>
+            <wp:effectExtent l="0" t="0" r="0" b="0"/>
+            <wp:docPr id="912978531" name="Picture 6"/>
+            <wp:cNvGraphicFramePr>
+              <a:graphicFrameLocks xmlns:a="http://schemas.openxmlformats.org/drawingml/2006/main" noChangeAspect="1"/>
+            </wp:cNvGraphicFramePr>
+            <a:graphic xmlns:a="http://schemas.openxmlformats.org/drawingml/2006/main">
+              <a:graphicData uri="http://schemas.openxmlformats.org/drawingml/2006/picture">
+                <pic:pic xmlns:pic="http://schemas.openxmlformats.org/drawingml/2006/picture">
+                  <pic:nvPicPr>
+                    <pic:cNvPr id="0" name="Picture 6"/>
+                    <pic:cNvPicPr>
+                      <a:picLocks noChangeAspect="1" noChangeArrowheads="1"/>
+                    </pic:cNvPicPr>
+                  </pic:nvPicPr>
+                  <pic:blipFill>
+                    <a:blip r:embed="rId53">
+                      <a:extLst>
+                        <a:ext uri="{28A0092B-C50C-407E-A947-70E740481C1C}">
+                          <a14:useLocalDpi xmlns:a14="http://schemas.microsoft.com/office/drawing/2010/main" val="0"/>
+                        </a:ext>
+                      </a:extLst>
+                    </a:blip>
+                    <a:srcRect/>
+                    <a:stretch>
+                      <a:fillRect/>
+                    </a:stretch>
+                  </pic:blipFill>
+                  <pic:spPr bwMode="auto">
+                    <a:xfrm>
+                      <a:off x="0" y="0"/>
+                      <a:ext cx="5372100" cy="3981450"/>
+                    </a:xfrm>
+                    <a:prstGeom prst="rect">
+                      <a:avLst/>
+                    </a:prstGeom>
+                    <a:noFill/>
+                    <a:ln>
+                      <a:noFill/>
+                    </a:ln>
+                  </pic:spPr>
+                </pic:pic>
+              </a:graphicData>
+            </a:graphic>
+          </wp:inline>
+        </w:drawing>
+      </w:r>
+    </w:p>
+    <w:p>
+      <w:r>
+        <w:t>51)</w:t>
+      </w:r>
+    </w:p>
+    <w:p>
+      <w:r>
+        <w:rPr>
+          <w:noProof/>
+        </w:rPr>
+        <w:drawing>
+          <wp:inline distT="0" distB="0" distL="0" distR="0" wp14:anchorId="1CAE6066" wp14:editId="503E4809">
+            <wp:extent cx="4705350" cy="1524000"/>
+            <wp:effectExtent l="0" t="0" r="0" b="0"/>
+            <wp:docPr id="1492828098" name="Picture 8"/>
+            <wp:cNvGraphicFramePr>
+              <a:graphicFrameLocks xmlns:a="http://schemas.openxmlformats.org/drawingml/2006/main" noChangeAspect="1"/>
+            </wp:cNvGraphicFramePr>
+            <a:graphic xmlns:a="http://schemas.openxmlformats.org/drawingml/2006/main">
+              <a:graphicData uri="http://schemas.openxmlformats.org/drawingml/2006/picture">
+                <pic:pic xmlns:pic="http://schemas.openxmlformats.org/drawingml/2006/picture">
+                  <pic:nvPicPr>
+                    <pic:cNvPr id="0" name="Picture 10"/>
+                    <pic:cNvPicPr>
+                      <a:picLocks noChangeAspect="1" noChangeArrowheads="1"/>
+                    </pic:cNvPicPr>
+                  </pic:nvPicPr>
+                  <pic:blipFill>
+                    <a:blip r:embed="rId54">
+                      <a:extLst>
+                        <a:ext uri="{28A0092B-C50C-407E-A947-70E740481C1C}">
+                          <a14:useLocalDpi xmlns:a14="http://schemas.microsoft.com/office/drawing/2010/main" val="0"/>
+                        </a:ext>
+                      </a:extLst>
+                    </a:blip>
+                    <a:srcRect/>
+                    <a:stretch>
+                      <a:fillRect/>
+                    </a:stretch>
+                  </pic:blipFill>
+                  <pic:spPr bwMode="auto">
+                    <a:xfrm>
+                      <a:off x="0" y="0"/>
+                      <a:ext cx="4705350" cy="1524000"/>
+                    </a:xfrm>
+                    <a:prstGeom prst="rect">
+                      <a:avLst/>
+                    </a:prstGeom>
+                    <a:noFill/>
+                    <a:ln>
+                      <a:noFill/>
+                    </a:ln>
+                  </pic:spPr>
+                </pic:pic>
+              </a:graphicData>
+            </a:graphic>
+          </wp:inline>
+        </w:drawing>
+      </w:r>
+    </w:p>
+    <w:p>
+      <w:r>
+        <w:t>52</w:t>
+      </w:r>
+      <w:r>
+        <w:t>)</w:t>
+      </w:r>
+    </w:p>
+    <w:p>
+      <w:r>
+        <w:rPr>
+          <w:noProof/>
+        </w:rPr>
+        <w:drawing>
+          <wp:inline distT="0" distB="0" distL="0" distR="0" wp14:anchorId="1F3F5FF8" wp14:editId="151DF018">
+            <wp:extent cx="5731510" cy="2374900"/>
+            <wp:effectExtent l="0" t="0" r="2540" b="6350"/>
+            <wp:docPr id="1740265282" name="Picture 9"/>
+            <wp:cNvGraphicFramePr>
+              <a:graphicFrameLocks xmlns:a="http://schemas.openxmlformats.org/drawingml/2006/main" noChangeAspect="1"/>
+            </wp:cNvGraphicFramePr>
+            <a:graphic xmlns:a="http://schemas.openxmlformats.org/drawingml/2006/main">
+              <a:graphicData uri="http://schemas.openxmlformats.org/drawingml/2006/picture">
+                <pic:pic xmlns:pic="http://schemas.openxmlformats.org/drawingml/2006/picture">
+                  <pic:nvPicPr>
+                    <pic:cNvPr id="0" name="Picture 12"/>
+                    <pic:cNvPicPr>
+                      <a:picLocks noChangeAspect="1" noChangeArrowheads="1"/>
+                    </pic:cNvPicPr>
+                  </pic:nvPicPr>
+                  <pic:blipFill>
+                    <a:blip r:embed="rId55">
+                      <a:extLst>
+                        <a:ext uri="{28A0092B-C50C-407E-A947-70E740481C1C}">
+                          <a14:useLocalDpi xmlns:a14="http://schemas.microsoft.com/office/drawing/2010/main" val="0"/>
+                        </a:ext>
+                      </a:extLst>
+                    </a:blip>
+                    <a:srcRect/>
+                    <a:stretch>
+                      <a:fillRect/>
+                    </a:stretch>
+                  </pic:blipFill>
+                  <pic:spPr bwMode="auto">
+                    <a:xfrm>
+                      <a:off x="0" y="0"/>
+                      <a:ext cx="5731510" cy="2374900"/>
+                    </a:xfrm>
+                    <a:prstGeom prst="rect">
+                      <a:avLst/>
+                    </a:prstGeom>
+                    <a:noFill/>
+                    <a:ln>
+                      <a:noFill/>
+                    </a:ln>
+                  </pic:spPr>
+                </pic:pic>
+              </a:graphicData>
+            </a:graphic>
+          </wp:inline>
+        </w:drawing>
+      </w:r>
+    </w:p>
+    <w:p>
+      <w:r>
+        <w:t>53)</w:t>
+      </w:r>
+    </w:p>
+    <w:p>
+      <w:r>
+        <w:rPr>
+          <w:noProof/>
+        </w:rPr>
+        <w:drawing>
+          <wp:inline distT="0" distB="0" distL="0" distR="0" wp14:anchorId="4105CDBD" wp14:editId="71AD7233">
+            <wp:extent cx="5731510" cy="1278890"/>
+            <wp:effectExtent l="0" t="0" r="2540" b="0"/>
+            <wp:docPr id="122700555" name="Picture 10"/>
+            <wp:cNvGraphicFramePr>
+              <a:graphicFrameLocks xmlns:a="http://schemas.openxmlformats.org/drawingml/2006/main" noChangeAspect="1"/>
+            </wp:cNvGraphicFramePr>
+            <a:graphic xmlns:a="http://schemas.openxmlformats.org/drawingml/2006/main">
+              <a:graphicData uri="http://schemas.openxmlformats.org/drawingml/2006/picture">
+                <pic:pic xmlns:pic="http://schemas.openxmlformats.org/drawingml/2006/picture">
+                  <pic:nvPicPr>
+                    <pic:cNvPr id="0" name="Picture 14"/>
+                    <pic:cNvPicPr>
+                      <a:picLocks noChangeAspect="1" noChangeArrowheads="1"/>
+                    </pic:cNvPicPr>
+                  </pic:nvPicPr>
+                  <pic:blipFill>
+                    <a:blip r:embed="rId56">
+                      <a:extLst>
+                        <a:ext uri="{28A0092B-C50C-407E-A947-70E740481C1C}">
+                          <a14:useLocalDpi xmlns:a14="http://schemas.microsoft.com/office/drawing/2010/main" val="0"/>
+                        </a:ext>
+                      </a:extLst>
+                    </a:blip>
+                    <a:srcRect/>
+                    <a:stretch>
+                      <a:fillRect/>
+                    </a:stretch>
+                  </pic:blipFill>
+                  <pic:spPr bwMode="auto">
+                    <a:xfrm>
+                      <a:off x="0" y="0"/>
+                      <a:ext cx="5731510" cy="1278890"/>
+                    </a:xfrm>
+                    <a:prstGeom prst="rect">
+                      <a:avLst/>
+                    </a:prstGeom>
+                    <a:noFill/>
+                    <a:ln>
+                      <a:noFill/>
+                    </a:ln>
+                  </pic:spPr>
+                </pic:pic>
+              </a:graphicData>
+            </a:graphic>
+          </wp:inline>
+        </w:drawing>
+      </w:r>
+    </w:p>
+    <w:p>
+      <w:r>
+        <w:t>54)</w:t>
+      </w:r>
+    </w:p>
+    <w:p>
+      <w:r>
+        <w:rPr>
+          <w:noProof/>
+        </w:rPr>
+        <w:drawing>
+          <wp:inline distT="0" distB="0" distL="0" distR="0" wp14:anchorId="47BDC0F4" wp14:editId="3346B292">
+            <wp:extent cx="5731510" cy="3731895"/>
+            <wp:effectExtent l="0" t="0" r="2540" b="1905"/>
+            <wp:docPr id="901808503" name="Picture 11"/>
+            <wp:cNvGraphicFramePr>
+              <a:graphicFrameLocks xmlns:a="http://schemas.openxmlformats.org/drawingml/2006/main" noChangeAspect="1"/>
+            </wp:cNvGraphicFramePr>
+            <a:graphic xmlns:a="http://schemas.openxmlformats.org/drawingml/2006/main">
+              <a:graphicData uri="http://schemas.openxmlformats.org/drawingml/2006/picture">
+                <pic:pic xmlns:pic="http://schemas.openxmlformats.org/drawingml/2006/picture">
+                  <pic:nvPicPr>
+                    <pic:cNvPr id="0" name="Picture 16"/>
+                    <pic:cNvPicPr>
+                      <a:picLocks noChangeAspect="1" noChangeArrowheads="1"/>
+                    </pic:cNvPicPr>
+                  </pic:nvPicPr>
+                  <pic:blipFill>
+                    <a:blip r:embed="rId57">
+                      <a:extLst>
+                        <a:ext uri="{28A0092B-C50C-407E-A947-70E740481C1C}">
+                          <a14:useLocalDpi xmlns:a14="http://schemas.microsoft.com/office/drawing/2010/main" val="0"/>
+                        </a:ext>
+                      </a:extLst>
+                    </a:blip>
+                    <a:srcRect/>
+                    <a:stretch>
+                      <a:fillRect/>
+                    </a:stretch>
+                  </pic:blipFill>
+                  <pic:spPr bwMode="auto">
+                    <a:xfrm>
+                      <a:off x="0" y="0"/>
+                      <a:ext cx="5731510" cy="3731895"/>
+                    </a:xfrm>
+                    <a:prstGeom prst="rect">
+                      <a:avLst/>
+                    </a:prstGeom>
+                    <a:noFill/>
+                    <a:ln>
+                      <a:noFill/>
+                    </a:ln>
+                  </pic:spPr>
+                </pic:pic>
+              </a:graphicData>
+            </a:graphic>
+          </wp:inline>
+        </w:drawing>
+      </w:r>
+    </w:p>
+    <w:p>
+      <w:r>
+        <w:t>55)</w:t>
+      </w:r>
+    </w:p>
+    <w:p>
+      <w:r>
+        <w:rPr>
+          <w:noProof/>
+        </w:rPr>
+        <w:drawing>
+          <wp:inline distT="0" distB="0" distL="0" distR="0" wp14:anchorId="1607C8C3" wp14:editId="1F2A2F81">
+            <wp:extent cx="5731510" cy="2819400"/>
+            <wp:effectExtent l="0" t="0" r="2540" b="0"/>
+            <wp:docPr id="1532549706" name="Picture 17"/>
+            <wp:cNvGraphicFramePr>
+              <a:graphicFrameLocks xmlns:a="http://schemas.openxmlformats.org/drawingml/2006/main" noChangeAspect="1"/>
+            </wp:cNvGraphicFramePr>
+            <a:graphic xmlns:a="http://schemas.openxmlformats.org/drawingml/2006/main">
+              <a:graphicData uri="http://schemas.openxmlformats.org/drawingml/2006/picture">
+                <pic:pic xmlns:pic="http://schemas.openxmlformats.org/drawingml/2006/picture">
+                  <pic:nvPicPr>
+                    <pic:cNvPr id="0" name="Picture 28"/>
+                    <pic:cNvPicPr>
+                      <a:picLocks noChangeAspect="1" noChangeArrowheads="1"/>
+                    </pic:cNvPicPr>
+                  </pic:nvPicPr>
+                  <pic:blipFill>
+                    <a:blip r:embed="rId58">
+                      <a:extLst>
+                        <a:ext uri="{28A0092B-C50C-407E-A947-70E740481C1C}">
+                          <a14:useLocalDpi xmlns:a14="http://schemas.microsoft.com/office/drawing/2010/main" val="0"/>
+                        </a:ext>
+                      </a:extLst>
+                    </a:blip>
+                    <a:srcRect/>
+                    <a:stretch>
+                      <a:fillRect/>
+                    </a:stretch>
+                  </pic:blipFill>
+                  <pic:spPr bwMode="auto">
+                    <a:xfrm>
+                      <a:off x="0" y="0"/>
+                      <a:ext cx="5731510" cy="2819400"/>
+                    </a:xfrm>
+                    <a:prstGeom prst="rect">
+                      <a:avLst/>
+                    </a:prstGeom>
+                    <a:noFill/>
+                    <a:ln>
+                      <a:noFill/>
+                    </a:ln>
+                  </pic:spPr>
+                </pic:pic>
+              </a:graphicData>
+            </a:graphic>
+          </wp:inline>
+        </w:drawing>
+      </w:r>
+    </w:p>
+    <w:p>
+      <w:r>
+        <w:t>56)</w:t>
+      </w:r>
+    </w:p>
+    <w:p>
+      <w:r>
+        <w:rPr>
+          <w:noProof/>
+        </w:rPr>
+        <w:drawing>
+          <wp:inline distT="0" distB="0" distL="0" distR="0" wp14:anchorId="086BFA06" wp14:editId="2BA15367">
+            <wp:extent cx="5731510" cy="2024380"/>
+            <wp:effectExtent l="0" t="0" r="2540" b="0"/>
+            <wp:docPr id="1576994281" name="Picture 12"/>
+            <wp:cNvGraphicFramePr>
+              <a:graphicFrameLocks xmlns:a="http://schemas.openxmlformats.org/drawingml/2006/main" noChangeAspect="1"/>
+            </wp:cNvGraphicFramePr>
+            <a:graphic xmlns:a="http://schemas.openxmlformats.org/drawingml/2006/main">
+              <a:graphicData uri="http://schemas.openxmlformats.org/drawingml/2006/picture">
+                <pic:pic xmlns:pic="http://schemas.openxmlformats.org/drawingml/2006/picture">
+                  <pic:nvPicPr>
+                    <pic:cNvPr id="0" name="Picture 18"/>
+                    <pic:cNvPicPr>
+                      <a:picLocks noChangeAspect="1" noChangeArrowheads="1"/>
+                    </pic:cNvPicPr>
+                  </pic:nvPicPr>
+                  <pic:blipFill>
+                    <a:blip r:embed="rId59">
+                      <a:extLst>
+                        <a:ext uri="{28A0092B-C50C-407E-A947-70E740481C1C}">
+                          <a14:useLocalDpi xmlns:a14="http://schemas.microsoft.com/office/drawing/2010/main" val="0"/>
+                        </a:ext>
+                      </a:extLst>
+                    </a:blip>
+                    <a:srcRect/>
+                    <a:stretch>
+                      <a:fillRect/>
+                    </a:stretch>
+                  </pic:blipFill>
+                  <pic:spPr bwMode="auto">
+                    <a:xfrm>
+                      <a:off x="0" y="0"/>
+                      <a:ext cx="5731510" cy="2024380"/>
+                    </a:xfrm>
+                    <a:prstGeom prst="rect">
+                      <a:avLst/>
+                    </a:prstGeom>
+                    <a:noFill/>
+                    <a:ln>
+                      <a:noFill/>
+                    </a:ln>
+                  </pic:spPr>
+                </pic:pic>
+              </a:graphicData>
+            </a:graphic>
+          </wp:inline>
+        </w:drawing>
+      </w:r>
+    </w:p>
+    <w:p>
+      <w:r>
+        <w:t>57)</w:t>
+      </w:r>
+    </w:p>
+    <w:p>
+      <w:r>
+        <w:rPr>
+          <w:noProof/>
+        </w:rPr>
+        <w:drawing>
+          <wp:inline distT="0" distB="0" distL="0" distR="0" wp14:anchorId="3862FCD6" wp14:editId="730B806F">
+            <wp:extent cx="5731510" cy="2080895"/>
+            <wp:effectExtent l="0" t="0" r="2540" b="0"/>
+            <wp:docPr id="463065942" name="Picture 13"/>
+            <wp:cNvGraphicFramePr>
+              <a:graphicFrameLocks xmlns:a="http://schemas.openxmlformats.org/drawingml/2006/main" noChangeAspect="1"/>
+            </wp:cNvGraphicFramePr>
+            <a:graphic xmlns:a="http://schemas.openxmlformats.org/drawingml/2006/main">
+              <a:graphicData uri="http://schemas.openxmlformats.org/drawingml/2006/picture">
+                <pic:pic xmlns:pic="http://schemas.openxmlformats.org/drawingml/2006/picture">
+                  <pic:nvPicPr>
+                    <pic:cNvPr id="0" name="Picture 20"/>
+                    <pic:cNvPicPr>
+                      <a:picLocks noChangeAspect="1" noChangeArrowheads="1"/>
+                    </pic:cNvPicPr>
+                  </pic:nvPicPr>
+                  <pic:blipFill>
+                    <a:blip r:embed="rId60">
+                      <a:extLst>
+                        <a:ext uri="{28A0092B-C50C-407E-A947-70E740481C1C}">
+                          <a14:useLocalDpi xmlns:a14="http://schemas.microsoft.com/office/drawing/2010/main" val="0"/>
+                        </a:ext>
+                      </a:extLst>
+                    </a:blip>
+                    <a:srcRect/>
+                    <a:stretch>
+                      <a:fillRect/>
+                    </a:stretch>
+                  </pic:blipFill>
+                  <pic:spPr bwMode="auto">
+                    <a:xfrm>
+                      <a:off x="0" y="0"/>
+                      <a:ext cx="5731510" cy="2080895"/>
+                    </a:xfrm>
+                    <a:prstGeom prst="rect">
+                      <a:avLst/>
+                    </a:prstGeom>
+                    <a:noFill/>
+                    <a:ln>
+                      <a:noFill/>
+                    </a:ln>
+                  </pic:spPr>
+                </pic:pic>
+              </a:graphicData>
+            </a:graphic>
+          </wp:inline>
+        </w:drawing>
+      </w:r>
+    </w:p>
+    <w:p/>
+    <w:p>
+      <w:r>
+        <w:t>58)</w:t>
+      </w:r>
+    </w:p>
+    <w:p>
+      <w:r>
+        <w:rPr>
+          <w:noProof/>
+        </w:rPr>
+        <w:drawing>
+          <wp:inline distT="0" distB="0" distL="0" distR="0" wp14:anchorId="7D665F46" wp14:editId="44D57C41">
+            <wp:extent cx="5731510" cy="1284605"/>
+            <wp:effectExtent l="0" t="0" r="2540" b="0"/>
+            <wp:docPr id="104463348" name="Picture 14"/>
+            <wp:cNvGraphicFramePr>
+              <a:graphicFrameLocks xmlns:a="http://schemas.openxmlformats.org/drawingml/2006/main" noChangeAspect="1"/>
+            </wp:cNvGraphicFramePr>
+            <a:graphic xmlns:a="http://schemas.openxmlformats.org/drawingml/2006/main">
+              <a:graphicData uri="http://schemas.openxmlformats.org/drawingml/2006/picture">
+                <pic:pic xmlns:pic="http://schemas.openxmlformats.org/drawingml/2006/picture">
+                  <pic:nvPicPr>
+                    <pic:cNvPr id="0" name="Picture 22"/>
+                    <pic:cNvPicPr>
+                      <a:picLocks noChangeAspect="1" noChangeArrowheads="1"/>
+                    </pic:cNvPicPr>
+                  </pic:nvPicPr>
+                  <pic:blipFill>
+                    <a:blip r:embed="rId61">
+                      <a:extLst>
+                        <a:ext uri="{28A0092B-C50C-407E-A947-70E740481C1C}">
+                          <a14:useLocalDpi xmlns:a14="http://schemas.microsoft.com/office/drawing/2010/main" val="0"/>
+                        </a:ext>
+                      </a:extLst>
+                    </a:blip>
+                    <a:srcRect/>
+                    <a:stretch>
+                      <a:fillRect/>
+                    </a:stretch>
+                  </pic:blipFill>
+                  <pic:spPr bwMode="auto">
+                    <a:xfrm>
+                      <a:off x="0" y="0"/>
+                      <a:ext cx="5731510" cy="1284605"/>
+                    </a:xfrm>
+                    <a:prstGeom prst="rect">
+                      <a:avLst/>
+                    </a:prstGeom>
+                    <a:noFill/>
+                    <a:ln>
+                      <a:noFill/>
+                    </a:ln>
+                  </pic:spPr>
+                </pic:pic>
+              </a:graphicData>
+            </a:graphic>
+          </wp:inline>
+        </w:drawing>
+      </w:r>
+    </w:p>
+    <w:p/>
+    <w:p>
+      <w:r>
+        <w:t>59)</w:t>
+      </w:r>
+    </w:p>
+    <w:p>
+      <w:r>
+        <w:rPr>
+          <w:noProof/>
+        </w:rPr>
+        <w:drawing>
+          <wp:inline distT="0" distB="0" distL="0" distR="0" wp14:anchorId="17E9D214" wp14:editId="7C7F53CD">
+            <wp:extent cx="5731510" cy="2811780"/>
+            <wp:effectExtent l="0" t="0" r="2540" b="7620"/>
+            <wp:docPr id="1671329776" name="Picture 15"/>
+            <wp:cNvGraphicFramePr>
+              <a:graphicFrameLocks xmlns:a="http://schemas.openxmlformats.org/drawingml/2006/main" noChangeAspect="1"/>
+            </wp:cNvGraphicFramePr>
+            <a:graphic xmlns:a="http://schemas.openxmlformats.org/drawingml/2006/main">
+              <a:graphicData uri="http://schemas.openxmlformats.org/drawingml/2006/picture">
+                <pic:pic xmlns:pic="http://schemas.openxmlformats.org/drawingml/2006/picture">
+                  <pic:nvPicPr>
+                    <pic:cNvPr id="0" name="Picture 24"/>
+                    <pic:cNvPicPr>
+                      <a:picLocks noChangeAspect="1" noChangeArrowheads="1"/>
+                    </pic:cNvPicPr>
+                  </pic:nvPicPr>
+                  <pic:blipFill>
+                    <a:blip r:embed="rId62">
+                      <a:extLst>
+                        <a:ext uri="{28A0092B-C50C-407E-A947-70E740481C1C}">
+                          <a14:useLocalDpi xmlns:a14="http://schemas.microsoft.com/office/drawing/2010/main" val="0"/>
+                        </a:ext>
+                      </a:extLst>
+                    </a:blip>
+                    <a:srcRect/>
+                    <a:stretch>
+                      <a:fillRect/>
+                    </a:stretch>
+                  </pic:blipFill>
+                  <pic:spPr bwMode="auto">
+                    <a:xfrm>
+                      <a:off x="0" y="0"/>
+                      <a:ext cx="5731510" cy="2811780"/>
+                    </a:xfrm>
+                    <a:prstGeom prst="rect">
+                      <a:avLst/>
+                    </a:prstGeom>
+                    <a:noFill/>
+                    <a:ln>
+                      <a:noFill/>
+                    </a:ln>
+                  </pic:spPr>
+                </pic:pic>
+              </a:graphicData>
+            </a:graphic>
+          </wp:inline>
+        </w:drawing>
+      </w:r>
+    </w:p>
+    <w:p/>
+    <w:p>
+      <w:r>
+        <w:t>60)</w:t>
+      </w:r>
+    </w:p>
+    <w:p/>
+    <w:p/>
+    <w:p>
+      <w:r>
+        <w:rPr>
+          <w:noProof/>
+        </w:rPr>
+        <w:drawing>
+          <wp:inline distT="0" distB="0" distL="0" distR="0" wp14:anchorId="7BB87B49" wp14:editId="768433F7">
+            <wp:extent cx="5731510" cy="3681095"/>
+            <wp:effectExtent l="0" t="0" r="2540" b="0"/>
+            <wp:docPr id="1402301777" name="Picture 16"/>
+            <wp:cNvGraphicFramePr>
+              <a:graphicFrameLocks xmlns:a="http://schemas.openxmlformats.org/drawingml/2006/main" noChangeAspect="1"/>
+            </wp:cNvGraphicFramePr>
+            <a:graphic xmlns:a="http://schemas.openxmlformats.org/drawingml/2006/main">
+              <a:graphicData uri="http://schemas.openxmlformats.org/drawingml/2006/picture">
+                <pic:pic xmlns:pic="http://schemas.openxmlformats.org/drawingml/2006/picture">
+                  <pic:nvPicPr>
+                    <pic:cNvPr id="0" name="Picture 26"/>
+                    <pic:cNvPicPr>
+                      <a:picLocks noChangeAspect="1" noChangeArrowheads="1"/>
+                    </pic:cNvPicPr>
+                  </pic:nvPicPr>
+                  <pic:blipFill>
+                    <a:blip r:embed="rId63">
+                      <a:extLst>
+                        <a:ext uri="{28A0092B-C50C-407E-A947-70E740481C1C}">
+                          <a14:useLocalDpi xmlns:a14="http://schemas.microsoft.com/office/drawing/2010/main" val="0"/>
+                        </a:ext>
+                      </a:extLst>
+                    </a:blip>
+                    <a:srcRect/>
+                    <a:stretch>
+                      <a:fillRect/>
+                    </a:stretch>
+                  </pic:blipFill>
+                  <pic:spPr bwMode="auto">
+                    <a:xfrm>
+                      <a:off x="0" y="0"/>
+                      <a:ext cx="5731510" cy="3681095"/>
+                    </a:xfrm>
+                    <a:prstGeom prst="rect">
+                      <a:avLst/>
+                    </a:prstGeom>
+                    <a:noFill/>
+                    <a:ln>
+                      <a:noFill/>
+                    </a:ln>
+                  </pic:spPr>
+                </pic:pic>
+              </a:graphicData>
+            </a:graphic>
+          </wp:inline>
+        </w:drawing>
+      </w:r>
+    </w:p>
     <w:sectPr>
       <w:pgSz w:w="11906" w:h="16838"/>
       <w:pgMar w:top="1440" w:right="1440" w:bottom="1440" w:left="1440" w:header="708" w:footer="708" w:gutter="0"/>
